--- a/lessons/6-8/downloads/reveal/teacher/6.8-exit-tickets.docx
+++ b/lessons/6-8/downloads/reveal/teacher/6.8-exit-tickets.docx
@@ -4,6 +4,7 @@
   <w:body>
     <w:p>
       <w:pPr>
+        <w:pStyle w:val="Heading1"/>
         <w:tabs>
           <w:tab w:val="left" w:pos="5200"/>
           <w:tab w:val="right" w:leader="underscore" w:pos="9504"/>
@@ -34,7 +35,7 @@
         <w:rPr>
           <w:rFonts w:ascii="Avenir Next" w:hAnsi="Avenir Next" w:cs="Avenir Next" w:eastAsia="Avenir Next"/>
           <w:color w:val="1A1A1A"/>
-          <w:sz w:val="18"/>
+          <w:sz w:val="22"/>
           <w:szCs w:val="18"/>
         </w:rPr>
         <w:t xml:space="preserve">Name</w:t>
@@ -119,25 +120,25 @@
                 <w:rFonts w:ascii="Avenir Next" w:hAnsi="Avenir Next" w:cs="Avenir Next" w:eastAsia="Avenir Next"/>
                 <w:b/>
                 <w:color w:val="1A1A1A"/>
+                <w:sz w:val="22"/>
+                <w:szCs w:val="20"/>
+              </w:rPr>
+              <w:t xml:space="preserve">1.</w:t>
+            </w:r>
+            <w:r>
+              <w:rPr>
+                <w:rFonts w:ascii="Avenir Next" w:hAnsi="Avenir Next" w:cs="Avenir Next" w:eastAsia="Avenir Next"/>
+                <w:color w:val="1A1A1A"/>
                 <w:sz w:val="20"/>
                 <w:szCs w:val="20"/>
               </w:rPr>
-              <w:t xml:space="preserve">1.</w:t>
-            </w:r>
-            <w:r>
-              <w:rPr>
-                <w:rFonts w:ascii="Avenir Next" w:hAnsi="Avenir Next" w:cs="Avenir Next" w:eastAsia="Avenir Next"/>
-                <w:color w:val="1A1A1A"/>
-                <w:sz w:val="20"/>
-                <w:szCs w:val="20"/>
-              </w:rPr>
               <w:tab/>
             </w:r>
             <w:r>
               <w:rPr>
                 <w:rFonts w:ascii="Avenir Next" w:hAnsi="Avenir Next" w:cs="Avenir Next" w:eastAsia="Avenir Next"/>
                 <w:color w:val="1A1A1A"/>
-                <w:sz w:val="20"/>
+                <w:sz w:val="22"/>
                 <w:szCs w:val="20"/>
               </w:rPr>
               <w:t xml:space="preserve">Write each expression in simplest form.</w:t>
@@ -192,25 +193,25 @@
                       <w:rFonts w:ascii="Avenir Next" w:hAnsi="Avenir Next" w:cs="Avenir Next" w:eastAsia="Avenir Next"/>
                       <w:b/>
                       <w:color w:val="003A70"/>
+                      <w:sz w:val="22"/>
+                      <w:szCs w:val="20"/>
+                    </w:rPr>
+                    <w:t xml:space="preserve">a.</w:t>
+                  </w:r>
+                  <w:r>
+                    <w:rPr>
+                      <w:rFonts w:ascii="Avenir Next" w:hAnsi="Avenir Next" w:cs="Avenir Next" w:eastAsia="Avenir Next"/>
+                      <w:color w:val="1A1A1A"/>
                       <w:sz w:val="20"/>
                       <w:szCs w:val="20"/>
                     </w:rPr>
-                    <w:t xml:space="preserve">a.</w:t>
-                  </w:r>
-                  <w:r>
-                    <w:rPr>
-                      <w:rFonts w:ascii="Avenir Next" w:hAnsi="Avenir Next" w:cs="Avenir Next" w:eastAsia="Avenir Next"/>
-                      <w:color w:val="1A1A1A"/>
-                      <w:sz w:val="20"/>
-                      <w:szCs w:val="20"/>
-                    </w:rPr>
                     <w:tab/>
                   </w:r>
                   <w:r>
                     <w:rPr>
                       <w:rFonts w:ascii="Avenir Next" w:hAnsi="Avenir Next" w:cs="Avenir Next" w:eastAsia="Avenir Next"/>
                       <w:color w:val="1A1A1A"/>
-                      <w:sz w:val="20"/>
+                      <w:sz w:val="22"/>
                       <w:szCs w:val="20"/>
                     </w:rPr>
                     <w:t xml:space="preserve">5(</w:t>
@@ -220,7 +221,7 @@
                       <w:rFonts w:ascii="Avenir Next" w:hAnsi="Avenir Next" w:cs="Avenir Next" w:eastAsia="Avenir Next"/>
                       <w:i/>
                       <w:color w:val="1A1A1A"/>
-                      <w:sz w:val="20"/>
+                      <w:sz w:val="22"/>
                       <w:szCs w:val="20"/>
                     </w:rPr>
                     <w:t xml:space="preserve">x</w:t>
@@ -229,7 +230,7 @@
                     <w:rPr>
                       <w:rFonts w:ascii="Avenir Next" w:hAnsi="Avenir Next" w:cs="Avenir Next" w:eastAsia="Avenir Next"/>
                       <w:color w:val="1A1A1A"/>
-                      <w:sz w:val="20"/>
+                      <w:sz w:val="22"/>
                       <w:szCs w:val="20"/>
                     </w:rPr>
                     <w:t xml:space="preserve"> + 3) =</w:t>
@@ -273,25 +274,25 @@
                       <w:rFonts w:ascii="Avenir Next" w:hAnsi="Avenir Next" w:cs="Avenir Next" w:eastAsia="Avenir Next"/>
                       <w:b/>
                       <w:color w:val="003A70"/>
+                      <w:sz w:val="22"/>
+                      <w:szCs w:val="20"/>
+                    </w:rPr>
+                    <w:t xml:space="preserve">b.</w:t>
+                  </w:r>
+                  <w:r>
+                    <w:rPr>
+                      <w:rFonts w:ascii="Avenir Next" w:hAnsi="Avenir Next" w:cs="Avenir Next" w:eastAsia="Avenir Next"/>
+                      <w:color w:val="1A1A1A"/>
                       <w:sz w:val="20"/>
                       <w:szCs w:val="20"/>
                     </w:rPr>
-                    <w:t xml:space="preserve">b.</w:t>
-                  </w:r>
-                  <w:r>
-                    <w:rPr>
-                      <w:rFonts w:ascii="Avenir Next" w:hAnsi="Avenir Next" w:cs="Avenir Next" w:eastAsia="Avenir Next"/>
-                      <w:color w:val="1A1A1A"/>
-                      <w:sz w:val="20"/>
-                      <w:szCs w:val="20"/>
-                    </w:rPr>
                     <w:tab/>
                   </w:r>
                   <w:r>
                     <w:rPr>
                       <w:rFonts w:ascii="Avenir Next" w:hAnsi="Avenir Next" w:cs="Avenir Next" w:eastAsia="Avenir Next"/>
                       <w:color w:val="1A1A1A"/>
-                      <w:sz w:val="20"/>
+                      <w:sz w:val="22"/>
                       <w:szCs w:val="20"/>
                     </w:rPr>
                     <w:t xml:space="preserve">2(</w:t>
@@ -301,7 +302,7 @@
                       <w:rFonts w:ascii="Avenir Next" w:hAnsi="Avenir Next" w:cs="Avenir Next" w:eastAsia="Avenir Next"/>
                       <w:i/>
                       <w:color w:val="1A1A1A"/>
-                      <w:sz w:val="20"/>
+                      <w:sz w:val="22"/>
                       <w:szCs w:val="20"/>
                     </w:rPr>
                     <w:t xml:space="preserve">n</w:t>
@@ -310,7 +311,7 @@
                     <w:rPr>
                       <w:rFonts w:ascii="Avenir Next" w:hAnsi="Avenir Next" w:cs="Avenir Next" w:eastAsia="Avenir Next"/>
                       <w:color w:val="1A1A1A"/>
-                      <w:sz w:val="20"/>
+                      <w:sz w:val="22"/>
                       <w:szCs w:val="20"/>
                     </w:rPr>
                     <w:t xml:space="preserve"> + 4) + 6</w:t>
@@ -320,7 +321,7 @@
                       <w:rFonts w:ascii="Avenir Next" w:hAnsi="Avenir Next" w:cs="Avenir Next" w:eastAsia="Avenir Next"/>
                       <w:i/>
                       <w:color w:val="1A1A1A"/>
-                      <w:sz w:val="20"/>
+                      <w:sz w:val="22"/>
                       <w:szCs w:val="20"/>
                     </w:rPr>
                     <w:t xml:space="preserve">n</w:t>
@@ -329,7 +330,7 @@
                     <w:rPr>
                       <w:rFonts w:ascii="Avenir Next" w:hAnsi="Avenir Next" w:cs="Avenir Next" w:eastAsia="Avenir Next"/>
                       <w:color w:val="1A1A1A"/>
-                      <w:sz w:val="20"/>
+                      <w:sz w:val="22"/>
                       <w:szCs w:val="20"/>
                     </w:rPr>
                     <w:t xml:space="preserve"> =</w:t>
@@ -422,25 +423,25 @@
                 <w:rFonts w:ascii="Avenir Next" w:hAnsi="Avenir Next" w:cs="Avenir Next" w:eastAsia="Avenir Next"/>
                 <w:b/>
                 <w:color w:val="1A1A1A"/>
+                <w:sz w:val="22"/>
+                <w:szCs w:val="20"/>
+              </w:rPr>
+              <w:t xml:space="preserve">2.</w:t>
+            </w:r>
+            <w:r>
+              <w:rPr>
+                <w:rFonts w:ascii="Avenir Next" w:hAnsi="Avenir Next" w:cs="Avenir Next" w:eastAsia="Avenir Next"/>
+                <w:color w:val="1A1A1A"/>
                 <w:sz w:val="20"/>
                 <w:szCs w:val="20"/>
               </w:rPr>
-              <w:t xml:space="preserve">2.</w:t>
-            </w:r>
-            <w:r>
-              <w:rPr>
-                <w:rFonts w:ascii="Avenir Next" w:hAnsi="Avenir Next" w:cs="Avenir Next" w:eastAsia="Avenir Next"/>
-                <w:color w:val="1A1A1A"/>
-                <w:sz w:val="20"/>
-                <w:szCs w:val="20"/>
-              </w:rPr>
               <w:tab/>
             </w:r>
             <w:r>
               <w:rPr>
                 <w:rFonts w:ascii="Avenir Next" w:hAnsi="Avenir Next" w:cs="Avenir Next" w:eastAsia="Avenir Next"/>
                 <w:color w:val="1A1A1A"/>
-                <w:sz w:val="20"/>
+                <w:sz w:val="22"/>
                 <w:szCs w:val="20"/>
               </w:rPr>
               <w:t xml:space="preserve">A class buys 4(</w:t>
@@ -450,7 +451,7 @@
                 <w:rFonts w:ascii="Avenir Next" w:hAnsi="Avenir Next" w:cs="Avenir Next" w:eastAsia="Avenir Next"/>
                 <w:i/>
                 <w:color w:val="1A1A1A"/>
-                <w:sz w:val="20"/>
+                <w:sz w:val="22"/>
                 <w:szCs w:val="20"/>
               </w:rPr>
               <w:t xml:space="preserve">b</w:t>
@@ -459,7 +460,7 @@
               <w:rPr>
                 <w:rFonts w:ascii="Avenir Next" w:hAnsi="Avenir Next" w:cs="Avenir Next" w:eastAsia="Avenir Next"/>
                 <w:color w:val="1A1A1A"/>
-                <w:sz w:val="20"/>
+                <w:sz w:val="22"/>
                 <w:szCs w:val="20"/>
               </w:rPr>
               <w:t xml:space="preserve"> + 2) + 3</w:t>
@@ -469,7 +470,7 @@
                 <w:rFonts w:ascii="Avenir Next" w:hAnsi="Avenir Next" w:cs="Avenir Next" w:eastAsia="Avenir Next"/>
                 <w:i/>
                 <w:color w:val="1A1A1A"/>
-                <w:sz w:val="20"/>
+                <w:sz w:val="22"/>
                 <w:szCs w:val="20"/>
               </w:rPr>
               <w:t xml:space="preserve">b</w:t>
@@ -478,7 +479,7 @@
               <w:rPr>
                 <w:rFonts w:ascii="Avenir Next" w:hAnsi="Avenir Next" w:cs="Avenir Next" w:eastAsia="Avenir Next"/>
                 <w:color w:val="1A1A1A"/>
-                <w:sz w:val="20"/>
+                <w:sz w:val="22"/>
                 <w:szCs w:val="20"/>
               </w:rPr>
               <w:t xml:space="preserve"> pencils. Write the expression in simplest form.</w:t>
@@ -555,7 +556,7 @@
                 <w:rFonts w:ascii="Avenir Next" w:hAnsi="Avenir Next" w:cs="Avenir Next" w:eastAsia="Avenir Next"/>
                 <w:b/>
                 <w:color w:val="1A1A1A"/>
-                <w:sz w:val="18"/>
+                <w:sz w:val="22"/>
                 <w:szCs w:val="18"/>
               </w:rPr>
               <w:t xml:space="preserve">Simplest form</w:t>
@@ -630,25 +631,25 @@
                 <w:rFonts w:ascii="Avenir Next" w:hAnsi="Avenir Next" w:cs="Avenir Next" w:eastAsia="Avenir Next"/>
                 <w:b/>
                 <w:color w:val="1A1A1A"/>
+                <w:sz w:val="22"/>
+                <w:szCs w:val="20"/>
+              </w:rPr>
+              <w:t xml:space="preserve">3.</w:t>
+            </w:r>
+            <w:r>
+              <w:rPr>
+                <w:rFonts w:ascii="Avenir Next" w:hAnsi="Avenir Next" w:cs="Avenir Next" w:eastAsia="Avenir Next"/>
+                <w:color w:val="1A1A1A"/>
                 <w:sz w:val="20"/>
                 <w:szCs w:val="20"/>
               </w:rPr>
-              <w:t xml:space="preserve">3.</w:t>
-            </w:r>
-            <w:r>
-              <w:rPr>
-                <w:rFonts w:ascii="Avenir Next" w:hAnsi="Avenir Next" w:cs="Avenir Next" w:eastAsia="Avenir Next"/>
-                <w:color w:val="1A1A1A"/>
-                <w:sz w:val="20"/>
-                <w:szCs w:val="20"/>
-              </w:rPr>
               <w:tab/>
             </w:r>
             <w:r>
               <w:rPr>
                 <w:rFonts w:ascii="Avenir Next" w:hAnsi="Avenir Next" w:cs="Avenir Next" w:eastAsia="Avenir Next"/>
                 <w:color w:val="1A1A1A"/>
-                <w:sz w:val="20"/>
+                <w:sz w:val="22"/>
                 <w:szCs w:val="20"/>
               </w:rPr>
               <w:t xml:space="preserve">Which property shows 3 + (</w:t>
@@ -658,7 +659,7 @@
                 <w:rFonts w:ascii="Avenir Next" w:hAnsi="Avenir Next" w:cs="Avenir Next" w:eastAsia="Avenir Next"/>
                 <w:i/>
                 <w:color w:val="1A1A1A"/>
-                <w:sz w:val="20"/>
+                <w:sz w:val="22"/>
                 <w:szCs w:val="20"/>
               </w:rPr>
               <w:t xml:space="preserve">y</w:t>
@@ -667,7 +668,7 @@
               <w:rPr>
                 <w:rFonts w:ascii="Avenir Next" w:hAnsi="Avenir Next" w:cs="Avenir Next" w:eastAsia="Avenir Next"/>
                 <w:color w:val="1A1A1A"/>
-                <w:sz w:val="20"/>
+                <w:sz w:val="22"/>
                 <w:szCs w:val="20"/>
               </w:rPr>
               <w:t xml:space="preserve"> + 6) = (3 + </w:t>
@@ -677,7 +678,7 @@
                 <w:rFonts w:ascii="Avenir Next" w:hAnsi="Avenir Next" w:cs="Avenir Next" w:eastAsia="Avenir Next"/>
                 <w:i/>
                 <w:color w:val="1A1A1A"/>
-                <w:sz w:val="20"/>
+                <w:sz w:val="22"/>
                 <w:szCs w:val="20"/>
               </w:rPr>
               <w:t xml:space="preserve">y</w:t>
@@ -686,7 +687,7 @@
               <w:rPr>
                 <w:rFonts w:ascii="Avenir Next" w:hAnsi="Avenir Next" w:cs="Avenir Next" w:eastAsia="Avenir Next"/>
                 <w:color w:val="1A1A1A"/>
-                <w:sz w:val="20"/>
+                <w:sz w:val="22"/>
                 <w:szCs w:val="20"/>
               </w:rPr>
               <w:t xml:space="preserve">) + 6?</w:t>
@@ -742,25 +743,25 @@
                       <w:rFonts w:ascii="Avenir Next" w:hAnsi="Avenir Next" w:cs="Avenir Next" w:eastAsia="Avenir Next"/>
                       <w:b/>
                       <w:color w:val="003A70"/>
+                      <w:sz w:val="22"/>
+                      <w:szCs w:val="19"/>
+                    </w:rPr>
+                    <w:t xml:space="preserve">A</w:t>
+                  </w:r>
+                  <w:r>
+                    <w:rPr>
+                      <w:rFonts w:ascii="Avenir Next" w:hAnsi="Avenir Next" w:cs="Avenir Next" w:eastAsia="Avenir Next"/>
+                      <w:color w:val="1A1A1A"/>
                       <w:sz w:val="19"/>
                       <w:szCs w:val="19"/>
                     </w:rPr>
-                    <w:t xml:space="preserve">A</w:t>
-                  </w:r>
-                  <w:r>
-                    <w:rPr>
-                      <w:rFonts w:ascii="Avenir Next" w:hAnsi="Avenir Next" w:cs="Avenir Next" w:eastAsia="Avenir Next"/>
-                      <w:color w:val="1A1A1A"/>
-                      <w:sz w:val="19"/>
-                      <w:szCs w:val="19"/>
-                    </w:rPr>
                     <w:tab/>
                   </w:r>
                   <w:r>
                     <w:rPr>
                       <w:rFonts w:ascii="Avenir Next" w:hAnsi="Avenir Next" w:cs="Avenir Next" w:eastAsia="Avenir Next"/>
                       <w:color w:val="1A1A1A"/>
-                      <w:sz w:val="19"/>
+                      <w:sz w:val="22"/>
                       <w:szCs w:val="19"/>
                     </w:rPr>
                     <w:t xml:space="preserve">Commutative</w:t>
@@ -785,25 +786,25 @@
                       <w:rFonts w:ascii="Avenir Next" w:hAnsi="Avenir Next" w:cs="Avenir Next" w:eastAsia="Avenir Next"/>
                       <w:b/>
                       <w:color w:val="003A70"/>
+                      <w:sz w:val="22"/>
+                      <w:szCs w:val="19"/>
+                    </w:rPr>
+                    <w:t xml:space="preserve">B</w:t>
+                  </w:r>
+                  <w:r>
+                    <w:rPr>
+                      <w:rFonts w:ascii="Avenir Next" w:hAnsi="Avenir Next" w:cs="Avenir Next" w:eastAsia="Avenir Next"/>
+                      <w:color w:val="1A1A1A"/>
                       <w:sz w:val="19"/>
                       <w:szCs w:val="19"/>
                     </w:rPr>
-                    <w:t xml:space="preserve">B</w:t>
-                  </w:r>
-                  <w:r>
-                    <w:rPr>
-                      <w:rFonts w:ascii="Avenir Next" w:hAnsi="Avenir Next" w:cs="Avenir Next" w:eastAsia="Avenir Next"/>
-                      <w:color w:val="1A1A1A"/>
-                      <w:sz w:val="19"/>
-                      <w:szCs w:val="19"/>
-                    </w:rPr>
                     <w:tab/>
                   </w:r>
                   <w:r>
                     <w:rPr>
                       <w:rFonts w:ascii="Avenir Next" w:hAnsi="Avenir Next" w:cs="Avenir Next" w:eastAsia="Avenir Next"/>
                       <w:color w:val="1A1A1A"/>
-                      <w:sz w:val="19"/>
+                      <w:sz w:val="22"/>
                       <w:szCs w:val="19"/>
                     </w:rPr>
                     <w:t xml:space="preserve">Associative</w:t>
@@ -828,25 +829,25 @@
                       <w:rFonts w:ascii="Avenir Next" w:hAnsi="Avenir Next" w:cs="Avenir Next" w:eastAsia="Avenir Next"/>
                       <w:b/>
                       <w:color w:val="003A70"/>
+                      <w:sz w:val="22"/>
+                      <w:szCs w:val="19"/>
+                    </w:rPr>
+                    <w:t xml:space="preserve">C</w:t>
+                  </w:r>
+                  <w:r>
+                    <w:rPr>
+                      <w:rFonts w:ascii="Avenir Next" w:hAnsi="Avenir Next" w:cs="Avenir Next" w:eastAsia="Avenir Next"/>
+                      <w:color w:val="1A1A1A"/>
                       <w:sz w:val="19"/>
                       <w:szCs w:val="19"/>
                     </w:rPr>
-                    <w:t xml:space="preserve">C</w:t>
-                  </w:r>
-                  <w:r>
-                    <w:rPr>
-                      <w:rFonts w:ascii="Avenir Next" w:hAnsi="Avenir Next" w:cs="Avenir Next" w:eastAsia="Avenir Next"/>
-                      <w:color w:val="1A1A1A"/>
-                      <w:sz w:val="19"/>
-                      <w:szCs w:val="19"/>
-                    </w:rPr>
                     <w:tab/>
                   </w:r>
                   <w:r>
                     <w:rPr>
                       <w:rFonts w:ascii="Avenir Next" w:hAnsi="Avenir Next" w:cs="Avenir Next" w:eastAsia="Avenir Next"/>
                       <w:color w:val="1A1A1A"/>
-                      <w:sz w:val="19"/>
+                      <w:sz w:val="22"/>
                       <w:szCs w:val="19"/>
                     </w:rPr>
                     <w:t xml:space="preserve">Identity</w:t>
@@ -871,25 +872,25 @@
                       <w:rFonts w:ascii="Avenir Next" w:hAnsi="Avenir Next" w:cs="Avenir Next" w:eastAsia="Avenir Next"/>
                       <w:b/>
                       <w:color w:val="003A70"/>
+                      <w:sz w:val="22"/>
+                      <w:szCs w:val="19"/>
+                    </w:rPr>
+                    <w:t xml:space="preserve">D</w:t>
+                  </w:r>
+                  <w:r>
+                    <w:rPr>
+                      <w:rFonts w:ascii="Avenir Next" w:hAnsi="Avenir Next" w:cs="Avenir Next" w:eastAsia="Avenir Next"/>
+                      <w:color w:val="1A1A1A"/>
                       <w:sz w:val="19"/>
                       <w:szCs w:val="19"/>
                     </w:rPr>
-                    <w:t xml:space="preserve">D</w:t>
-                  </w:r>
-                  <w:r>
-                    <w:rPr>
-                      <w:rFonts w:ascii="Avenir Next" w:hAnsi="Avenir Next" w:cs="Avenir Next" w:eastAsia="Avenir Next"/>
-                      <w:color w:val="1A1A1A"/>
-                      <w:sz w:val="19"/>
-                      <w:szCs w:val="19"/>
-                    </w:rPr>
                     <w:tab/>
                   </w:r>
                   <w:r>
                     <w:rPr>
                       <w:rFonts w:ascii="Avenir Next" w:hAnsi="Avenir Next" w:cs="Avenir Next" w:eastAsia="Avenir Next"/>
                       <w:color w:val="1A1A1A"/>
-                      <w:sz w:val="19"/>
+                      <w:sz w:val="22"/>
                       <w:szCs w:val="19"/>
                     </w:rPr>
                     <w:t xml:space="preserve">Distributive</w:t>
@@ -939,7 +940,7 @@
         <w:rPr>
           <w:rFonts w:ascii="Avenir Next" w:hAnsi="Avenir Next" w:cs="Avenir Next" w:eastAsia="Avenir Next"/>
           <w:color w:val="1A1A1A"/>
-          <w:sz w:val="17"/>
+          <w:sz w:val="22"/>
           <w:szCs w:val="17"/>
         </w:rPr>
         <w:t xml:space="preserve">  I got it</w:t>
@@ -957,7 +958,7 @@
         <w:rPr>
           <w:rFonts w:ascii="Avenir Next" w:hAnsi="Avenir Next" w:cs="Avenir Next" w:eastAsia="Avenir Next"/>
           <w:color w:val="1A1A1A"/>
-          <w:sz w:val="17"/>
+          <w:sz w:val="22"/>
           <w:szCs w:val="17"/>
         </w:rPr>
         <w:t xml:space="preserve">  Almost</w:t>
@@ -975,7 +976,7 @@
         <w:rPr>
           <w:rFonts w:ascii="Avenir Next" w:hAnsi="Avenir Next" w:cs="Avenir Next" w:eastAsia="Avenir Next"/>
           <w:color w:val="1A1A1A"/>
-          <w:sz w:val="17"/>
+          <w:sz w:val="22"/>
           <w:szCs w:val="17"/>
         </w:rPr>
         <w:t xml:space="preserve">  I need help</w:t>
@@ -1032,7 +1033,7 @@
         <w:rPr>
           <w:rFonts w:ascii="Avenir Next" w:hAnsi="Avenir Next" w:cs="Avenir Next" w:eastAsia="Avenir Next"/>
           <w:color w:val="1A1A1A"/>
-          <w:sz w:val="18"/>
+          <w:sz w:val="22"/>
           <w:szCs w:val="18"/>
         </w:rPr>
         <w:t xml:space="preserve">Name</w:t>
@@ -1117,25 +1118,25 @@
                 <w:rFonts w:ascii="Avenir Next" w:hAnsi="Avenir Next" w:cs="Avenir Next" w:eastAsia="Avenir Next"/>
                 <w:b/>
                 <w:color w:val="1A1A1A"/>
+                <w:sz w:val="22"/>
+                <w:szCs w:val="20"/>
+              </w:rPr>
+              <w:t xml:space="preserve">1.</w:t>
+            </w:r>
+            <w:r>
+              <w:rPr>
+                <w:rFonts w:ascii="Avenir Next" w:hAnsi="Avenir Next" w:cs="Avenir Next" w:eastAsia="Avenir Next"/>
+                <w:color w:val="1A1A1A"/>
                 <w:sz w:val="20"/>
                 <w:szCs w:val="20"/>
               </w:rPr>
-              <w:t xml:space="preserve">1.</w:t>
-            </w:r>
-            <w:r>
-              <w:rPr>
-                <w:rFonts w:ascii="Avenir Next" w:hAnsi="Avenir Next" w:cs="Avenir Next" w:eastAsia="Avenir Next"/>
-                <w:color w:val="1A1A1A"/>
-                <w:sz w:val="20"/>
-                <w:szCs w:val="20"/>
-              </w:rPr>
               <w:tab/>
             </w:r>
             <w:r>
               <w:rPr>
                 <w:rFonts w:ascii="Avenir Next" w:hAnsi="Avenir Next" w:cs="Avenir Next" w:eastAsia="Avenir Next"/>
                 <w:color w:val="1A1A1A"/>
-                <w:sz w:val="20"/>
+                <w:sz w:val="22"/>
                 <w:szCs w:val="20"/>
               </w:rPr>
               <w:t xml:space="preserve">Write each expression in simplest form.</w:t>
@@ -1190,25 +1191,25 @@
                       <w:rFonts w:ascii="Avenir Next" w:hAnsi="Avenir Next" w:cs="Avenir Next" w:eastAsia="Avenir Next"/>
                       <w:b/>
                       <w:color w:val="003A70"/>
+                      <w:sz w:val="22"/>
+                      <w:szCs w:val="20"/>
+                    </w:rPr>
+                    <w:t xml:space="preserve">a.</w:t>
+                  </w:r>
+                  <w:r>
+                    <w:rPr>
+                      <w:rFonts w:ascii="Avenir Next" w:hAnsi="Avenir Next" w:cs="Avenir Next" w:eastAsia="Avenir Next"/>
+                      <w:color w:val="1A1A1A"/>
                       <w:sz w:val="20"/>
                       <w:szCs w:val="20"/>
                     </w:rPr>
-                    <w:t xml:space="preserve">a.</w:t>
-                  </w:r>
-                  <w:r>
-                    <w:rPr>
-                      <w:rFonts w:ascii="Avenir Next" w:hAnsi="Avenir Next" w:cs="Avenir Next" w:eastAsia="Avenir Next"/>
-                      <w:color w:val="1A1A1A"/>
-                      <w:sz w:val="20"/>
-                      <w:szCs w:val="20"/>
-                    </w:rPr>
                     <w:tab/>
                   </w:r>
                   <w:r>
                     <w:rPr>
                       <w:rFonts w:ascii="Avenir Next" w:hAnsi="Avenir Next" w:cs="Avenir Next" w:eastAsia="Avenir Next"/>
                       <w:color w:val="1A1A1A"/>
-                      <w:sz w:val="20"/>
+                      <w:sz w:val="22"/>
                       <w:szCs w:val="20"/>
                     </w:rPr>
                     <w:t xml:space="preserve">5(</w:t>
@@ -1218,7 +1219,7 @@
                       <w:rFonts w:ascii="Avenir Next" w:hAnsi="Avenir Next" w:cs="Avenir Next" w:eastAsia="Avenir Next"/>
                       <w:i/>
                       <w:color w:val="1A1A1A"/>
-                      <w:sz w:val="20"/>
+                      <w:sz w:val="22"/>
                       <w:szCs w:val="20"/>
                     </w:rPr>
                     <w:t xml:space="preserve">x</w:t>
@@ -1227,7 +1228,7 @@
                     <w:rPr>
                       <w:rFonts w:ascii="Avenir Next" w:hAnsi="Avenir Next" w:cs="Avenir Next" w:eastAsia="Avenir Next"/>
                       <w:color w:val="1A1A1A"/>
-                      <w:sz w:val="20"/>
+                      <w:sz w:val="22"/>
                       <w:szCs w:val="20"/>
                     </w:rPr>
                     <w:t xml:space="preserve"> + 3) =</w:t>
@@ -1271,25 +1272,25 @@
                       <w:rFonts w:ascii="Avenir Next" w:hAnsi="Avenir Next" w:cs="Avenir Next" w:eastAsia="Avenir Next"/>
                       <w:b/>
                       <w:color w:val="003A70"/>
+                      <w:sz w:val="22"/>
+                      <w:szCs w:val="20"/>
+                    </w:rPr>
+                    <w:t xml:space="preserve">b.</w:t>
+                  </w:r>
+                  <w:r>
+                    <w:rPr>
+                      <w:rFonts w:ascii="Avenir Next" w:hAnsi="Avenir Next" w:cs="Avenir Next" w:eastAsia="Avenir Next"/>
+                      <w:color w:val="1A1A1A"/>
                       <w:sz w:val="20"/>
                       <w:szCs w:val="20"/>
                     </w:rPr>
-                    <w:t xml:space="preserve">b.</w:t>
-                  </w:r>
-                  <w:r>
-                    <w:rPr>
-                      <w:rFonts w:ascii="Avenir Next" w:hAnsi="Avenir Next" w:cs="Avenir Next" w:eastAsia="Avenir Next"/>
-                      <w:color w:val="1A1A1A"/>
-                      <w:sz w:val="20"/>
-                      <w:szCs w:val="20"/>
-                    </w:rPr>
                     <w:tab/>
                   </w:r>
                   <w:r>
                     <w:rPr>
                       <w:rFonts w:ascii="Avenir Next" w:hAnsi="Avenir Next" w:cs="Avenir Next" w:eastAsia="Avenir Next"/>
                       <w:color w:val="1A1A1A"/>
-                      <w:sz w:val="20"/>
+                      <w:sz w:val="22"/>
                       <w:szCs w:val="20"/>
                     </w:rPr>
                     <w:t xml:space="preserve">2(</w:t>
@@ -1299,7 +1300,7 @@
                       <w:rFonts w:ascii="Avenir Next" w:hAnsi="Avenir Next" w:cs="Avenir Next" w:eastAsia="Avenir Next"/>
                       <w:i/>
                       <w:color w:val="1A1A1A"/>
-                      <w:sz w:val="20"/>
+                      <w:sz w:val="22"/>
                       <w:szCs w:val="20"/>
                     </w:rPr>
                     <w:t xml:space="preserve">n</w:t>
@@ -1308,7 +1309,7 @@
                     <w:rPr>
                       <w:rFonts w:ascii="Avenir Next" w:hAnsi="Avenir Next" w:cs="Avenir Next" w:eastAsia="Avenir Next"/>
                       <w:color w:val="1A1A1A"/>
-                      <w:sz w:val="20"/>
+                      <w:sz w:val="22"/>
                       <w:szCs w:val="20"/>
                     </w:rPr>
                     <w:t xml:space="preserve"> + 4) + 6</w:t>
@@ -1318,7 +1319,7 @@
                       <w:rFonts w:ascii="Avenir Next" w:hAnsi="Avenir Next" w:cs="Avenir Next" w:eastAsia="Avenir Next"/>
                       <w:i/>
                       <w:color w:val="1A1A1A"/>
-                      <w:sz w:val="20"/>
+                      <w:sz w:val="22"/>
                       <w:szCs w:val="20"/>
                     </w:rPr>
                     <w:t xml:space="preserve">n</w:t>
@@ -1327,7 +1328,7 @@
                     <w:rPr>
                       <w:rFonts w:ascii="Avenir Next" w:hAnsi="Avenir Next" w:cs="Avenir Next" w:eastAsia="Avenir Next"/>
                       <w:color w:val="1A1A1A"/>
-                      <w:sz w:val="20"/>
+                      <w:sz w:val="22"/>
                       <w:szCs w:val="20"/>
                     </w:rPr>
                     <w:t xml:space="preserve"> =</w:t>
@@ -1420,25 +1421,25 @@
                 <w:rFonts w:ascii="Avenir Next" w:hAnsi="Avenir Next" w:cs="Avenir Next" w:eastAsia="Avenir Next"/>
                 <w:b/>
                 <w:color w:val="1A1A1A"/>
+                <w:sz w:val="22"/>
+                <w:szCs w:val="20"/>
+              </w:rPr>
+              <w:t xml:space="preserve">2.</w:t>
+            </w:r>
+            <w:r>
+              <w:rPr>
+                <w:rFonts w:ascii="Avenir Next" w:hAnsi="Avenir Next" w:cs="Avenir Next" w:eastAsia="Avenir Next"/>
+                <w:color w:val="1A1A1A"/>
                 <w:sz w:val="20"/>
                 <w:szCs w:val="20"/>
               </w:rPr>
-              <w:t xml:space="preserve">2.</w:t>
-            </w:r>
-            <w:r>
-              <w:rPr>
-                <w:rFonts w:ascii="Avenir Next" w:hAnsi="Avenir Next" w:cs="Avenir Next" w:eastAsia="Avenir Next"/>
-                <w:color w:val="1A1A1A"/>
-                <w:sz w:val="20"/>
-                <w:szCs w:val="20"/>
-              </w:rPr>
               <w:tab/>
             </w:r>
             <w:r>
               <w:rPr>
                 <w:rFonts w:ascii="Avenir Next" w:hAnsi="Avenir Next" w:cs="Avenir Next" w:eastAsia="Avenir Next"/>
                 <w:color w:val="1A1A1A"/>
-                <w:sz w:val="20"/>
+                <w:sz w:val="22"/>
                 <w:szCs w:val="20"/>
               </w:rPr>
               <w:t xml:space="preserve">A class buys 4(</w:t>
@@ -1448,7 +1449,7 @@
                 <w:rFonts w:ascii="Avenir Next" w:hAnsi="Avenir Next" w:cs="Avenir Next" w:eastAsia="Avenir Next"/>
                 <w:i/>
                 <w:color w:val="1A1A1A"/>
-                <w:sz w:val="20"/>
+                <w:sz w:val="22"/>
                 <w:szCs w:val="20"/>
               </w:rPr>
               <w:t xml:space="preserve">b</w:t>
@@ -1457,7 +1458,7 @@
               <w:rPr>
                 <w:rFonts w:ascii="Avenir Next" w:hAnsi="Avenir Next" w:cs="Avenir Next" w:eastAsia="Avenir Next"/>
                 <w:color w:val="1A1A1A"/>
-                <w:sz w:val="20"/>
+                <w:sz w:val="22"/>
                 <w:szCs w:val="20"/>
               </w:rPr>
               <w:t xml:space="preserve"> + 2) + 3</w:t>
@@ -1467,7 +1468,7 @@
                 <w:rFonts w:ascii="Avenir Next" w:hAnsi="Avenir Next" w:cs="Avenir Next" w:eastAsia="Avenir Next"/>
                 <w:i/>
                 <w:color w:val="1A1A1A"/>
-                <w:sz w:val="20"/>
+                <w:sz w:val="22"/>
                 <w:szCs w:val="20"/>
               </w:rPr>
               <w:t xml:space="preserve">b</w:t>
@@ -1476,7 +1477,7 @@
               <w:rPr>
                 <w:rFonts w:ascii="Avenir Next" w:hAnsi="Avenir Next" w:cs="Avenir Next" w:eastAsia="Avenir Next"/>
                 <w:color w:val="1A1A1A"/>
-                <w:sz w:val="20"/>
+                <w:sz w:val="22"/>
                 <w:szCs w:val="20"/>
               </w:rPr>
               <w:t xml:space="preserve"> pencils. Write the expression in simplest form.</w:t>
@@ -1553,7 +1554,7 @@
                 <w:rFonts w:ascii="Avenir Next" w:hAnsi="Avenir Next" w:cs="Avenir Next" w:eastAsia="Avenir Next"/>
                 <w:b/>
                 <w:color w:val="1A1A1A"/>
-                <w:sz w:val="18"/>
+                <w:sz w:val="22"/>
                 <w:szCs w:val="18"/>
               </w:rPr>
               <w:t xml:space="preserve">Simplest form</w:t>
@@ -1628,25 +1629,25 @@
                 <w:rFonts w:ascii="Avenir Next" w:hAnsi="Avenir Next" w:cs="Avenir Next" w:eastAsia="Avenir Next"/>
                 <w:b/>
                 <w:color w:val="1A1A1A"/>
+                <w:sz w:val="22"/>
+                <w:szCs w:val="20"/>
+              </w:rPr>
+              <w:t xml:space="preserve">3.</w:t>
+            </w:r>
+            <w:r>
+              <w:rPr>
+                <w:rFonts w:ascii="Avenir Next" w:hAnsi="Avenir Next" w:cs="Avenir Next" w:eastAsia="Avenir Next"/>
+                <w:color w:val="1A1A1A"/>
                 <w:sz w:val="20"/>
                 <w:szCs w:val="20"/>
               </w:rPr>
-              <w:t xml:space="preserve">3.</w:t>
-            </w:r>
-            <w:r>
-              <w:rPr>
-                <w:rFonts w:ascii="Avenir Next" w:hAnsi="Avenir Next" w:cs="Avenir Next" w:eastAsia="Avenir Next"/>
-                <w:color w:val="1A1A1A"/>
-                <w:sz w:val="20"/>
-                <w:szCs w:val="20"/>
-              </w:rPr>
               <w:tab/>
             </w:r>
             <w:r>
               <w:rPr>
                 <w:rFonts w:ascii="Avenir Next" w:hAnsi="Avenir Next" w:cs="Avenir Next" w:eastAsia="Avenir Next"/>
                 <w:color w:val="1A1A1A"/>
-                <w:sz w:val="20"/>
+                <w:sz w:val="22"/>
                 <w:szCs w:val="20"/>
               </w:rPr>
               <w:t xml:space="preserve">Which property shows 3 + (</w:t>
@@ -1656,7 +1657,7 @@
                 <w:rFonts w:ascii="Avenir Next" w:hAnsi="Avenir Next" w:cs="Avenir Next" w:eastAsia="Avenir Next"/>
                 <w:i/>
                 <w:color w:val="1A1A1A"/>
-                <w:sz w:val="20"/>
+                <w:sz w:val="22"/>
                 <w:szCs w:val="20"/>
               </w:rPr>
               <w:t xml:space="preserve">y</w:t>
@@ -1665,7 +1666,7 @@
               <w:rPr>
                 <w:rFonts w:ascii="Avenir Next" w:hAnsi="Avenir Next" w:cs="Avenir Next" w:eastAsia="Avenir Next"/>
                 <w:color w:val="1A1A1A"/>
-                <w:sz w:val="20"/>
+                <w:sz w:val="22"/>
                 <w:szCs w:val="20"/>
               </w:rPr>
               <w:t xml:space="preserve"> + 6) = (3 + </w:t>
@@ -1675,7 +1676,7 @@
                 <w:rFonts w:ascii="Avenir Next" w:hAnsi="Avenir Next" w:cs="Avenir Next" w:eastAsia="Avenir Next"/>
                 <w:i/>
                 <w:color w:val="1A1A1A"/>
-                <w:sz w:val="20"/>
+                <w:sz w:val="22"/>
                 <w:szCs w:val="20"/>
               </w:rPr>
               <w:t xml:space="preserve">y</w:t>
@@ -1684,7 +1685,7 @@
               <w:rPr>
                 <w:rFonts w:ascii="Avenir Next" w:hAnsi="Avenir Next" w:cs="Avenir Next" w:eastAsia="Avenir Next"/>
                 <w:color w:val="1A1A1A"/>
-                <w:sz w:val="20"/>
+                <w:sz w:val="22"/>
                 <w:szCs w:val="20"/>
               </w:rPr>
               <w:t xml:space="preserve">) + 6?</w:t>
@@ -1740,25 +1741,25 @@
                       <w:rFonts w:ascii="Avenir Next" w:hAnsi="Avenir Next" w:cs="Avenir Next" w:eastAsia="Avenir Next"/>
                       <w:b/>
                       <w:color w:val="003A70"/>
+                      <w:sz w:val="22"/>
+                      <w:szCs w:val="19"/>
+                    </w:rPr>
+                    <w:t xml:space="preserve">A</w:t>
+                  </w:r>
+                  <w:r>
+                    <w:rPr>
+                      <w:rFonts w:ascii="Avenir Next" w:hAnsi="Avenir Next" w:cs="Avenir Next" w:eastAsia="Avenir Next"/>
+                      <w:color w:val="1A1A1A"/>
                       <w:sz w:val="19"/>
                       <w:szCs w:val="19"/>
                     </w:rPr>
-                    <w:t xml:space="preserve">A</w:t>
-                  </w:r>
-                  <w:r>
-                    <w:rPr>
-                      <w:rFonts w:ascii="Avenir Next" w:hAnsi="Avenir Next" w:cs="Avenir Next" w:eastAsia="Avenir Next"/>
-                      <w:color w:val="1A1A1A"/>
-                      <w:sz w:val="19"/>
-                      <w:szCs w:val="19"/>
-                    </w:rPr>
                     <w:tab/>
                   </w:r>
                   <w:r>
                     <w:rPr>
                       <w:rFonts w:ascii="Avenir Next" w:hAnsi="Avenir Next" w:cs="Avenir Next" w:eastAsia="Avenir Next"/>
                       <w:color w:val="1A1A1A"/>
-                      <w:sz w:val="19"/>
+                      <w:sz w:val="22"/>
                       <w:szCs w:val="19"/>
                     </w:rPr>
                     <w:t xml:space="preserve">Commutative</w:t>
@@ -1783,25 +1784,25 @@
                       <w:rFonts w:ascii="Avenir Next" w:hAnsi="Avenir Next" w:cs="Avenir Next" w:eastAsia="Avenir Next"/>
                       <w:b/>
                       <w:color w:val="003A70"/>
+                      <w:sz w:val="22"/>
+                      <w:szCs w:val="19"/>
+                    </w:rPr>
+                    <w:t xml:space="preserve">B</w:t>
+                  </w:r>
+                  <w:r>
+                    <w:rPr>
+                      <w:rFonts w:ascii="Avenir Next" w:hAnsi="Avenir Next" w:cs="Avenir Next" w:eastAsia="Avenir Next"/>
+                      <w:color w:val="1A1A1A"/>
                       <w:sz w:val="19"/>
                       <w:szCs w:val="19"/>
                     </w:rPr>
-                    <w:t xml:space="preserve">B</w:t>
-                  </w:r>
-                  <w:r>
-                    <w:rPr>
-                      <w:rFonts w:ascii="Avenir Next" w:hAnsi="Avenir Next" w:cs="Avenir Next" w:eastAsia="Avenir Next"/>
-                      <w:color w:val="1A1A1A"/>
-                      <w:sz w:val="19"/>
-                      <w:szCs w:val="19"/>
-                    </w:rPr>
                     <w:tab/>
                   </w:r>
                   <w:r>
                     <w:rPr>
                       <w:rFonts w:ascii="Avenir Next" w:hAnsi="Avenir Next" w:cs="Avenir Next" w:eastAsia="Avenir Next"/>
                       <w:color w:val="1A1A1A"/>
-                      <w:sz w:val="19"/>
+                      <w:sz w:val="22"/>
                       <w:szCs w:val="19"/>
                     </w:rPr>
                     <w:t xml:space="preserve">Associative</w:t>
@@ -1826,25 +1827,25 @@
                       <w:rFonts w:ascii="Avenir Next" w:hAnsi="Avenir Next" w:cs="Avenir Next" w:eastAsia="Avenir Next"/>
                       <w:b/>
                       <w:color w:val="003A70"/>
+                      <w:sz w:val="22"/>
+                      <w:szCs w:val="19"/>
+                    </w:rPr>
+                    <w:t xml:space="preserve">C</w:t>
+                  </w:r>
+                  <w:r>
+                    <w:rPr>
+                      <w:rFonts w:ascii="Avenir Next" w:hAnsi="Avenir Next" w:cs="Avenir Next" w:eastAsia="Avenir Next"/>
+                      <w:color w:val="1A1A1A"/>
                       <w:sz w:val="19"/>
                       <w:szCs w:val="19"/>
                     </w:rPr>
-                    <w:t xml:space="preserve">C</w:t>
-                  </w:r>
-                  <w:r>
-                    <w:rPr>
-                      <w:rFonts w:ascii="Avenir Next" w:hAnsi="Avenir Next" w:cs="Avenir Next" w:eastAsia="Avenir Next"/>
-                      <w:color w:val="1A1A1A"/>
-                      <w:sz w:val="19"/>
-                      <w:szCs w:val="19"/>
-                    </w:rPr>
                     <w:tab/>
                   </w:r>
                   <w:r>
                     <w:rPr>
                       <w:rFonts w:ascii="Avenir Next" w:hAnsi="Avenir Next" w:cs="Avenir Next" w:eastAsia="Avenir Next"/>
                       <w:color w:val="1A1A1A"/>
-                      <w:sz w:val="19"/>
+                      <w:sz w:val="22"/>
                       <w:szCs w:val="19"/>
                     </w:rPr>
                     <w:t xml:space="preserve">Identity</w:t>
@@ -1869,25 +1870,25 @@
                       <w:rFonts w:ascii="Avenir Next" w:hAnsi="Avenir Next" w:cs="Avenir Next" w:eastAsia="Avenir Next"/>
                       <w:b/>
                       <w:color w:val="003A70"/>
+                      <w:sz w:val="22"/>
+                      <w:szCs w:val="19"/>
+                    </w:rPr>
+                    <w:t xml:space="preserve">D</w:t>
+                  </w:r>
+                  <w:r>
+                    <w:rPr>
+                      <w:rFonts w:ascii="Avenir Next" w:hAnsi="Avenir Next" w:cs="Avenir Next" w:eastAsia="Avenir Next"/>
+                      <w:color w:val="1A1A1A"/>
                       <w:sz w:val="19"/>
                       <w:szCs w:val="19"/>
                     </w:rPr>
-                    <w:t xml:space="preserve">D</w:t>
-                  </w:r>
-                  <w:r>
-                    <w:rPr>
-                      <w:rFonts w:ascii="Avenir Next" w:hAnsi="Avenir Next" w:cs="Avenir Next" w:eastAsia="Avenir Next"/>
-                      <w:color w:val="1A1A1A"/>
-                      <w:sz w:val="19"/>
-                      <w:szCs w:val="19"/>
-                    </w:rPr>
                     <w:tab/>
                   </w:r>
                   <w:r>
                     <w:rPr>
                       <w:rFonts w:ascii="Avenir Next" w:hAnsi="Avenir Next" w:cs="Avenir Next" w:eastAsia="Avenir Next"/>
                       <w:color w:val="1A1A1A"/>
-                      <w:sz w:val="19"/>
+                      <w:sz w:val="22"/>
                       <w:szCs w:val="19"/>
                     </w:rPr>
                     <w:t xml:space="preserve">Distributive</w:t>
@@ -1937,7 +1938,7 @@
         <w:rPr>
           <w:rFonts w:ascii="Avenir Next" w:hAnsi="Avenir Next" w:cs="Avenir Next" w:eastAsia="Avenir Next"/>
           <w:color w:val="1A1A1A"/>
-          <w:sz w:val="17"/>
+          <w:sz w:val="22"/>
           <w:szCs w:val="17"/>
         </w:rPr>
         <w:t xml:space="preserve">  I got it</w:t>
@@ -1955,7 +1956,7 @@
         <w:rPr>
           <w:rFonts w:ascii="Avenir Next" w:hAnsi="Avenir Next" w:cs="Avenir Next" w:eastAsia="Avenir Next"/>
           <w:color w:val="1A1A1A"/>
-          <w:sz w:val="17"/>
+          <w:sz w:val="22"/>
           <w:szCs w:val="17"/>
         </w:rPr>
         <w:t xml:space="preserve">  Almost</w:t>
@@ -1973,7 +1974,7 @@
         <w:rPr>
           <w:rFonts w:ascii="Avenir Next" w:hAnsi="Avenir Next" w:cs="Avenir Next" w:eastAsia="Avenir Next"/>
           <w:color w:val="1A1A1A"/>
-          <w:sz w:val="17"/>
+          <w:sz w:val="22"/>
           <w:szCs w:val="17"/>
         </w:rPr>
         <w:t xml:space="preserve">  I need help</w:t>
@@ -2012,7 +2013,7 @@
         <w:rPr>
           <w:rFonts w:ascii="Avenir Next" w:hAnsi="Avenir Next" w:cs="Avenir Next" w:eastAsia="Avenir Next"/>
           <w:color w:val="1A1A1A"/>
-          <w:sz w:val="18"/>
+          <w:sz w:val="22"/>
           <w:szCs w:val="18"/>
         </w:rPr>
         <w:t xml:space="preserve">Name</w:t>
@@ -2097,25 +2098,25 @@
                 <w:rFonts w:ascii="Avenir Next" w:hAnsi="Avenir Next" w:cs="Avenir Next" w:eastAsia="Avenir Next"/>
                 <w:b/>
                 <w:color w:val="1A1A1A"/>
+                <w:sz w:val="22"/>
+                <w:szCs w:val="20"/>
+              </w:rPr>
+              <w:t xml:space="preserve">1.</w:t>
+            </w:r>
+            <w:r>
+              <w:rPr>
+                <w:rFonts w:ascii="Avenir Next" w:hAnsi="Avenir Next" w:cs="Avenir Next" w:eastAsia="Avenir Next"/>
+                <w:color w:val="1A1A1A"/>
                 <w:sz w:val="20"/>
                 <w:szCs w:val="20"/>
               </w:rPr>
-              <w:t xml:space="preserve">1.</w:t>
-            </w:r>
-            <w:r>
-              <w:rPr>
-                <w:rFonts w:ascii="Avenir Next" w:hAnsi="Avenir Next" w:cs="Avenir Next" w:eastAsia="Avenir Next"/>
-                <w:color w:val="1A1A1A"/>
-                <w:sz w:val="20"/>
-                <w:szCs w:val="20"/>
-              </w:rPr>
               <w:tab/>
             </w:r>
             <w:r>
               <w:rPr>
                 <w:rFonts w:ascii="Avenir Next" w:hAnsi="Avenir Next" w:cs="Avenir Next" w:eastAsia="Avenir Next"/>
                 <w:color w:val="1A1A1A"/>
-                <w:sz w:val="20"/>
+                <w:sz w:val="22"/>
                 <w:szCs w:val="20"/>
               </w:rPr>
               <w:t xml:space="preserve">Expand or factor.</w:t>
@@ -2170,25 +2171,25 @@
                       <w:rFonts w:ascii="Avenir Next" w:hAnsi="Avenir Next" w:cs="Avenir Next" w:eastAsia="Avenir Next"/>
                       <w:b/>
                       <w:color w:val="003A70"/>
+                      <w:sz w:val="22"/>
+                      <w:szCs w:val="20"/>
+                    </w:rPr>
+                    <w:t xml:space="preserve">a.</w:t>
+                  </w:r>
+                  <w:r>
+                    <w:rPr>
+                      <w:rFonts w:ascii="Avenir Next" w:hAnsi="Avenir Next" w:cs="Avenir Next" w:eastAsia="Avenir Next"/>
+                      <w:color w:val="1A1A1A"/>
                       <w:sz w:val="20"/>
                       <w:szCs w:val="20"/>
                     </w:rPr>
-                    <w:t xml:space="preserve">a.</w:t>
-                  </w:r>
-                  <w:r>
-                    <w:rPr>
-                      <w:rFonts w:ascii="Avenir Next" w:hAnsi="Avenir Next" w:cs="Avenir Next" w:eastAsia="Avenir Next"/>
-                      <w:color w:val="1A1A1A"/>
-                      <w:sz w:val="20"/>
-                      <w:szCs w:val="20"/>
-                    </w:rPr>
                     <w:tab/>
                   </w:r>
                   <w:r>
                     <w:rPr>
                       <w:rFonts w:ascii="Avenir Next" w:hAnsi="Avenir Next" w:cs="Avenir Next" w:eastAsia="Avenir Next"/>
                       <w:color w:val="1A1A1A"/>
-                      <w:sz w:val="20"/>
+                      <w:sz w:val="22"/>
                       <w:szCs w:val="20"/>
                     </w:rPr>
                     <w:t xml:space="preserve">Expand 7(</w:t>
@@ -2198,7 +2199,7 @@
                       <w:rFonts w:ascii="Avenir Next" w:hAnsi="Avenir Next" w:cs="Avenir Next" w:eastAsia="Avenir Next"/>
                       <w:i/>
                       <w:color w:val="1A1A1A"/>
-                      <w:sz w:val="20"/>
+                      <w:sz w:val="22"/>
                       <w:szCs w:val="20"/>
                     </w:rPr>
                     <w:t xml:space="preserve">a</w:t>
@@ -2207,7 +2208,7 @@
                     <w:rPr>
                       <w:rFonts w:ascii="Avenir Next" w:hAnsi="Avenir Next" w:cs="Avenir Next" w:eastAsia="Avenir Next"/>
                       <w:color w:val="1A1A1A"/>
-                      <w:sz w:val="20"/>
+                      <w:sz w:val="22"/>
                       <w:szCs w:val="20"/>
                     </w:rPr>
                     <w:t xml:space="preserve"> + 5)</w:t>
@@ -2251,25 +2252,25 @@
                       <w:rFonts w:ascii="Avenir Next" w:hAnsi="Avenir Next" w:cs="Avenir Next" w:eastAsia="Avenir Next"/>
                       <w:b/>
                       <w:color w:val="003A70"/>
+                      <w:sz w:val="22"/>
+                      <w:szCs w:val="20"/>
+                    </w:rPr>
+                    <w:t xml:space="preserve">b.</w:t>
+                  </w:r>
+                  <w:r>
+                    <w:rPr>
+                      <w:rFonts w:ascii="Avenir Next" w:hAnsi="Avenir Next" w:cs="Avenir Next" w:eastAsia="Avenir Next"/>
+                      <w:color w:val="1A1A1A"/>
                       <w:sz w:val="20"/>
                       <w:szCs w:val="20"/>
                     </w:rPr>
-                    <w:t xml:space="preserve">b.</w:t>
-                  </w:r>
-                  <w:r>
-                    <w:rPr>
-                      <w:rFonts w:ascii="Avenir Next" w:hAnsi="Avenir Next" w:cs="Avenir Next" w:eastAsia="Avenir Next"/>
-                      <w:color w:val="1A1A1A"/>
-                      <w:sz w:val="20"/>
-                      <w:szCs w:val="20"/>
-                    </w:rPr>
                     <w:tab/>
                   </w:r>
                   <w:r>
                     <w:rPr>
                       <w:rFonts w:ascii="Avenir Next" w:hAnsi="Avenir Next" w:cs="Avenir Next" w:eastAsia="Avenir Next"/>
                       <w:color w:val="1A1A1A"/>
-                      <w:sz w:val="20"/>
+                      <w:sz w:val="22"/>
                       <w:szCs w:val="20"/>
                     </w:rPr>
                     <w:t xml:space="preserve">Factor 12</w:t>
@@ -2279,7 +2280,7 @@
                       <w:rFonts w:ascii="Avenir Next" w:hAnsi="Avenir Next" w:cs="Avenir Next" w:eastAsia="Avenir Next"/>
                       <w:i/>
                       <w:color w:val="1A1A1A"/>
-                      <w:sz w:val="20"/>
+                      <w:sz w:val="22"/>
                       <w:szCs w:val="20"/>
                     </w:rPr>
                     <w:t xml:space="preserve">b</w:t>
@@ -2288,7 +2289,7 @@
                     <w:rPr>
                       <w:rFonts w:ascii="Avenir Next" w:hAnsi="Avenir Next" w:cs="Avenir Next" w:eastAsia="Avenir Next"/>
                       <w:color w:val="1A1A1A"/>
-                      <w:sz w:val="20"/>
+                      <w:sz w:val="22"/>
                       <w:szCs w:val="20"/>
                     </w:rPr>
                     <w:t xml:space="preserve"> + 18</w:t>
@@ -2381,25 +2382,25 @@
                 <w:rFonts w:ascii="Avenir Next" w:hAnsi="Avenir Next" w:cs="Avenir Next" w:eastAsia="Avenir Next"/>
                 <w:b/>
                 <w:color w:val="1A1A1A"/>
+                <w:sz w:val="22"/>
+                <w:szCs w:val="20"/>
+              </w:rPr>
+              <w:t xml:space="preserve">2.</w:t>
+            </w:r>
+            <w:r>
+              <w:rPr>
+                <w:rFonts w:ascii="Avenir Next" w:hAnsi="Avenir Next" w:cs="Avenir Next" w:eastAsia="Avenir Next"/>
+                <w:color w:val="1A1A1A"/>
                 <w:sz w:val="20"/>
                 <w:szCs w:val="20"/>
               </w:rPr>
-              <w:t xml:space="preserve">2.</w:t>
-            </w:r>
-            <w:r>
-              <w:rPr>
-                <w:rFonts w:ascii="Avenir Next" w:hAnsi="Avenir Next" w:cs="Avenir Next" w:eastAsia="Avenir Next"/>
-                <w:color w:val="1A1A1A"/>
-                <w:sz w:val="20"/>
-                <w:szCs w:val="20"/>
-              </w:rPr>
               <w:tab/>
             </w:r>
             <w:r>
               <w:rPr>
                 <w:rFonts w:ascii="Avenir Next" w:hAnsi="Avenir Next" w:cs="Avenir Next" w:eastAsia="Avenir Next"/>
                 <w:color w:val="1A1A1A"/>
-                <w:sz w:val="20"/>
+                <w:sz w:val="22"/>
                 <w:szCs w:val="20"/>
               </w:rPr>
               <w:t xml:space="preserve">Jamal factored 20</w:t>
@@ -2409,7 +2410,7 @@
                 <w:rFonts w:ascii="Avenir Next" w:hAnsi="Avenir Next" w:cs="Avenir Next" w:eastAsia="Avenir Next"/>
                 <w:i/>
                 <w:color w:val="1A1A1A"/>
-                <w:sz w:val="20"/>
+                <w:sz w:val="22"/>
                 <w:szCs w:val="20"/>
               </w:rPr>
               <w:t xml:space="preserve">m</w:t>
@@ -2418,7 +2419,7 @@
               <w:rPr>
                 <w:rFonts w:ascii="Avenir Next" w:hAnsi="Avenir Next" w:cs="Avenir Next" w:eastAsia="Avenir Next"/>
                 <w:color w:val="1A1A1A"/>
-                <w:sz w:val="20"/>
+                <w:sz w:val="22"/>
                 <w:szCs w:val="20"/>
               </w:rPr>
               <w:t xml:space="preserve"> + 30 as 2(10</w:t>
@@ -2428,7 +2429,7 @@
                 <w:rFonts w:ascii="Avenir Next" w:hAnsi="Avenir Next" w:cs="Avenir Next" w:eastAsia="Avenir Next"/>
                 <w:i/>
                 <w:color w:val="1A1A1A"/>
-                <w:sz w:val="20"/>
+                <w:sz w:val="22"/>
                 <w:szCs w:val="20"/>
               </w:rPr>
               <w:t xml:space="preserve">m</w:t>
@@ -2437,7 +2438,7 @@
               <w:rPr>
                 <w:rFonts w:ascii="Avenir Next" w:hAnsi="Avenir Next" w:cs="Avenir Next" w:eastAsia="Avenir Next"/>
                 <w:color w:val="1A1A1A"/>
-                <w:sz w:val="20"/>
+                <w:sz w:val="22"/>
                 <w:szCs w:val="20"/>
               </w:rPr>
               <w:t xml:space="preserve"> + 15). Factor it using the GCF.</w:t>
@@ -2514,7 +2515,7 @@
                 <w:rFonts w:ascii="Avenir Next" w:hAnsi="Avenir Next" w:cs="Avenir Next" w:eastAsia="Avenir Next"/>
                 <w:b/>
                 <w:color w:val="1A1A1A"/>
-                <w:sz w:val="18"/>
+                <w:sz w:val="22"/>
                 <w:szCs w:val="18"/>
               </w:rPr>
               <w:t xml:space="preserve">GCF form</w:t>
@@ -2589,25 +2590,25 @@
                 <w:rFonts w:ascii="Avenir Next" w:hAnsi="Avenir Next" w:cs="Avenir Next" w:eastAsia="Avenir Next"/>
                 <w:b/>
                 <w:color w:val="1A1A1A"/>
+                <w:sz w:val="22"/>
+                <w:szCs w:val="20"/>
+              </w:rPr>
+              <w:t xml:space="preserve">3.</w:t>
+            </w:r>
+            <w:r>
+              <w:rPr>
+                <w:rFonts w:ascii="Avenir Next" w:hAnsi="Avenir Next" w:cs="Avenir Next" w:eastAsia="Avenir Next"/>
+                <w:color w:val="1A1A1A"/>
                 <w:sz w:val="20"/>
                 <w:szCs w:val="20"/>
               </w:rPr>
-              <w:t xml:space="preserve">3.</w:t>
-            </w:r>
-            <w:r>
-              <w:rPr>
-                <w:rFonts w:ascii="Avenir Next" w:hAnsi="Avenir Next" w:cs="Avenir Next" w:eastAsia="Avenir Next"/>
-                <w:color w:val="1A1A1A"/>
-                <w:sz w:val="20"/>
-                <w:szCs w:val="20"/>
-              </w:rPr>
               <w:tab/>
             </w:r>
             <w:r>
               <w:rPr>
                 <w:rFonts w:ascii="Avenir Next" w:hAnsi="Avenir Next" w:cs="Avenir Next" w:eastAsia="Avenir Next"/>
                 <w:color w:val="1A1A1A"/>
-                <w:sz w:val="20"/>
+                <w:sz w:val="22"/>
                 <w:szCs w:val="20"/>
               </w:rPr>
               <w:t xml:space="preserve">Which is equivalent to 9(</w:t>
@@ -2617,7 +2618,7 @@
                 <w:rFonts w:ascii="Avenir Next" w:hAnsi="Avenir Next" w:cs="Avenir Next" w:eastAsia="Avenir Next"/>
                 <w:i/>
                 <w:color w:val="1A1A1A"/>
-                <w:sz w:val="20"/>
+                <w:sz w:val="22"/>
                 <w:szCs w:val="20"/>
               </w:rPr>
               <w:t xml:space="preserve">y</w:t>
@@ -2626,7 +2627,7 @@
               <w:rPr>
                 <w:rFonts w:ascii="Avenir Next" w:hAnsi="Avenir Next" w:cs="Avenir Next" w:eastAsia="Avenir Next"/>
                 <w:color w:val="1A1A1A"/>
-                <w:sz w:val="20"/>
+                <w:sz w:val="22"/>
                 <w:szCs w:val="20"/>
               </w:rPr>
               <w:t xml:space="preserve"> + 2)?</w:t>
@@ -2682,25 +2683,25 @@
                       <w:rFonts w:ascii="Avenir Next" w:hAnsi="Avenir Next" w:cs="Avenir Next" w:eastAsia="Avenir Next"/>
                       <w:b/>
                       <w:color w:val="003A70"/>
+                      <w:sz w:val="22"/>
+                      <w:szCs w:val="19"/>
+                    </w:rPr>
+                    <w:t xml:space="preserve">A</w:t>
+                  </w:r>
+                  <w:r>
+                    <w:rPr>
+                      <w:rFonts w:ascii="Avenir Next" w:hAnsi="Avenir Next" w:cs="Avenir Next" w:eastAsia="Avenir Next"/>
+                      <w:color w:val="1A1A1A"/>
                       <w:sz w:val="19"/>
                       <w:szCs w:val="19"/>
                     </w:rPr>
-                    <w:t xml:space="preserve">A</w:t>
-                  </w:r>
-                  <w:r>
-                    <w:rPr>
-                      <w:rFonts w:ascii="Avenir Next" w:hAnsi="Avenir Next" w:cs="Avenir Next" w:eastAsia="Avenir Next"/>
-                      <w:color w:val="1A1A1A"/>
-                      <w:sz w:val="19"/>
-                      <w:szCs w:val="19"/>
-                    </w:rPr>
                     <w:tab/>
                   </w:r>
                   <w:r>
                     <w:rPr>
                       <w:rFonts w:ascii="Avenir Next" w:hAnsi="Avenir Next" w:cs="Avenir Next" w:eastAsia="Avenir Next"/>
                       <w:color w:val="1A1A1A"/>
-                      <w:sz w:val="19"/>
+                      <w:sz w:val="22"/>
                       <w:szCs w:val="19"/>
                     </w:rPr>
                     <w:t xml:space="preserve">9</w:t>
@@ -2710,7 +2711,7 @@
                       <w:rFonts w:ascii="Avenir Next" w:hAnsi="Avenir Next" w:cs="Avenir Next" w:eastAsia="Avenir Next"/>
                       <w:i/>
                       <w:color w:val="1A1A1A"/>
-                      <w:sz w:val="19"/>
+                      <w:sz w:val="22"/>
                       <w:szCs w:val="19"/>
                     </w:rPr>
                     <w:t xml:space="preserve">y</w:t>
@@ -2719,7 +2720,7 @@
                     <w:rPr>
                       <w:rFonts w:ascii="Avenir Next" w:hAnsi="Avenir Next" w:cs="Avenir Next" w:eastAsia="Avenir Next"/>
                       <w:color w:val="1A1A1A"/>
-                      <w:sz w:val="19"/>
+                      <w:sz w:val="22"/>
                       <w:szCs w:val="19"/>
                     </w:rPr>
                     <w:t xml:space="preserve"> + 2</w:t>
@@ -2744,25 +2745,25 @@
                       <w:rFonts w:ascii="Avenir Next" w:hAnsi="Avenir Next" w:cs="Avenir Next" w:eastAsia="Avenir Next"/>
                       <w:b/>
                       <w:color w:val="003A70"/>
+                      <w:sz w:val="22"/>
+                      <w:szCs w:val="19"/>
+                    </w:rPr>
+                    <w:t xml:space="preserve">B</w:t>
+                  </w:r>
+                  <w:r>
+                    <w:rPr>
+                      <w:rFonts w:ascii="Avenir Next" w:hAnsi="Avenir Next" w:cs="Avenir Next" w:eastAsia="Avenir Next"/>
+                      <w:color w:val="1A1A1A"/>
                       <w:sz w:val="19"/>
                       <w:szCs w:val="19"/>
                     </w:rPr>
-                    <w:t xml:space="preserve">B</w:t>
-                  </w:r>
-                  <w:r>
-                    <w:rPr>
-                      <w:rFonts w:ascii="Avenir Next" w:hAnsi="Avenir Next" w:cs="Avenir Next" w:eastAsia="Avenir Next"/>
-                      <w:color w:val="1A1A1A"/>
-                      <w:sz w:val="19"/>
-                      <w:szCs w:val="19"/>
-                    </w:rPr>
                     <w:tab/>
                   </w:r>
                   <w:r>
                     <w:rPr>
                       <w:rFonts w:ascii="Avenir Next" w:hAnsi="Avenir Next" w:cs="Avenir Next" w:eastAsia="Avenir Next"/>
                       <w:color w:val="1A1A1A"/>
-                      <w:sz w:val="19"/>
+                      <w:sz w:val="22"/>
                       <w:szCs w:val="19"/>
                     </w:rPr>
                     <w:t xml:space="preserve">9</w:t>
@@ -2772,7 +2773,7 @@
                       <w:rFonts w:ascii="Avenir Next" w:hAnsi="Avenir Next" w:cs="Avenir Next" w:eastAsia="Avenir Next"/>
                       <w:i/>
                       <w:color w:val="1A1A1A"/>
-                      <w:sz w:val="19"/>
+                      <w:sz w:val="22"/>
                       <w:szCs w:val="19"/>
                     </w:rPr>
                     <w:t xml:space="preserve">y</w:t>
@@ -2781,7 +2782,7 @@
                     <w:rPr>
                       <w:rFonts w:ascii="Avenir Next" w:hAnsi="Avenir Next" w:cs="Avenir Next" w:eastAsia="Avenir Next"/>
                       <w:color w:val="1A1A1A"/>
-                      <w:sz w:val="19"/>
+                      <w:sz w:val="22"/>
                       <w:szCs w:val="19"/>
                     </w:rPr>
                     <w:t xml:space="preserve"> + 18</w:t>
@@ -2806,25 +2807,25 @@
                       <w:rFonts w:ascii="Avenir Next" w:hAnsi="Avenir Next" w:cs="Avenir Next" w:eastAsia="Avenir Next"/>
                       <w:b/>
                       <w:color w:val="003A70"/>
+                      <w:sz w:val="22"/>
+                      <w:szCs w:val="19"/>
+                    </w:rPr>
+                    <w:t xml:space="preserve">C</w:t>
+                  </w:r>
+                  <w:r>
+                    <w:rPr>
+                      <w:rFonts w:ascii="Avenir Next" w:hAnsi="Avenir Next" w:cs="Avenir Next" w:eastAsia="Avenir Next"/>
+                      <w:color w:val="1A1A1A"/>
                       <w:sz w:val="19"/>
                       <w:szCs w:val="19"/>
                     </w:rPr>
-                    <w:t xml:space="preserve">C</w:t>
-                  </w:r>
-                  <w:r>
-                    <w:rPr>
-                      <w:rFonts w:ascii="Avenir Next" w:hAnsi="Avenir Next" w:cs="Avenir Next" w:eastAsia="Avenir Next"/>
-                      <w:color w:val="1A1A1A"/>
-                      <w:sz w:val="19"/>
-                      <w:szCs w:val="19"/>
-                    </w:rPr>
                     <w:tab/>
                   </w:r>
                   <w:r>
                     <w:rPr>
                       <w:rFonts w:ascii="Avenir Next" w:hAnsi="Avenir Next" w:cs="Avenir Next" w:eastAsia="Avenir Next"/>
                       <w:color w:val="1A1A1A"/>
-                      <w:sz w:val="19"/>
+                      <w:sz w:val="22"/>
                       <w:szCs w:val="19"/>
                     </w:rPr>
                     <w:t xml:space="preserve">11</w:t>
@@ -2834,7 +2835,7 @@
                       <w:rFonts w:ascii="Avenir Next" w:hAnsi="Avenir Next" w:cs="Avenir Next" w:eastAsia="Avenir Next"/>
                       <w:i/>
                       <w:color w:val="1A1A1A"/>
-                      <w:sz w:val="19"/>
+                      <w:sz w:val="22"/>
                       <w:szCs w:val="19"/>
                     </w:rPr>
                     <w:t xml:space="preserve">y</w:t>
@@ -2859,18 +2860,18 @@
                       <w:rFonts w:ascii="Avenir Next" w:hAnsi="Avenir Next" w:cs="Avenir Next" w:eastAsia="Avenir Next"/>
                       <w:b/>
                       <w:color w:val="003A70"/>
+                      <w:sz w:val="22"/>
+                      <w:szCs w:val="19"/>
+                    </w:rPr>
+                    <w:t xml:space="preserve">D</w:t>
+                  </w:r>
+                  <w:r>
+                    <w:rPr>
+                      <w:rFonts w:ascii="Avenir Next" w:hAnsi="Avenir Next" w:cs="Avenir Next" w:eastAsia="Avenir Next"/>
+                      <w:color w:val="1A1A1A"/>
                       <w:sz w:val="19"/>
                       <w:szCs w:val="19"/>
                     </w:rPr>
-                    <w:t xml:space="preserve">D</w:t>
-                  </w:r>
-                  <w:r>
-                    <w:rPr>
-                      <w:rFonts w:ascii="Avenir Next" w:hAnsi="Avenir Next" w:cs="Avenir Next" w:eastAsia="Avenir Next"/>
-                      <w:color w:val="1A1A1A"/>
-                      <w:sz w:val="19"/>
-                      <w:szCs w:val="19"/>
-                    </w:rPr>
                     <w:tab/>
                   </w:r>
                   <w:r>
@@ -2878,7 +2879,7 @@
                       <w:rFonts w:ascii="Avenir Next" w:hAnsi="Avenir Next" w:cs="Avenir Next" w:eastAsia="Avenir Next"/>
                       <w:i/>
                       <w:color w:val="1A1A1A"/>
-                      <w:sz w:val="19"/>
+                      <w:sz w:val="22"/>
                       <w:szCs w:val="19"/>
                     </w:rPr>
                     <w:t xml:space="preserve">y</w:t>
@@ -2887,7 +2888,7 @@
                     <w:rPr>
                       <w:rFonts w:ascii="Avenir Next" w:hAnsi="Avenir Next" w:cs="Avenir Next" w:eastAsia="Avenir Next"/>
                       <w:color w:val="1A1A1A"/>
-                      <w:sz w:val="19"/>
+                      <w:sz w:val="22"/>
                       <w:szCs w:val="19"/>
                     </w:rPr>
                     <w:t xml:space="preserve"> + 18</w:t>
@@ -2937,7 +2938,7 @@
         <w:rPr>
           <w:rFonts w:ascii="Avenir Next" w:hAnsi="Avenir Next" w:cs="Avenir Next" w:eastAsia="Avenir Next"/>
           <w:color w:val="1A1A1A"/>
-          <w:sz w:val="17"/>
+          <w:sz w:val="22"/>
           <w:szCs w:val="17"/>
         </w:rPr>
         <w:t xml:space="preserve">  I got it</w:t>
@@ -2955,7 +2956,7 @@
         <w:rPr>
           <w:rFonts w:ascii="Avenir Next" w:hAnsi="Avenir Next" w:cs="Avenir Next" w:eastAsia="Avenir Next"/>
           <w:color w:val="1A1A1A"/>
-          <w:sz w:val="17"/>
+          <w:sz w:val="22"/>
           <w:szCs w:val="17"/>
         </w:rPr>
         <w:t xml:space="preserve">  Almost</w:t>
@@ -2973,7 +2974,7 @@
         <w:rPr>
           <w:rFonts w:ascii="Avenir Next" w:hAnsi="Avenir Next" w:cs="Avenir Next" w:eastAsia="Avenir Next"/>
           <w:color w:val="1A1A1A"/>
-          <w:sz w:val="17"/>
+          <w:sz w:val="22"/>
           <w:szCs w:val="17"/>
         </w:rPr>
         <w:t xml:space="preserve">  I need help</w:t>
@@ -3030,7 +3031,7 @@
         <w:rPr>
           <w:rFonts w:ascii="Avenir Next" w:hAnsi="Avenir Next" w:cs="Avenir Next" w:eastAsia="Avenir Next"/>
           <w:color w:val="1A1A1A"/>
-          <w:sz w:val="18"/>
+          <w:sz w:val="22"/>
           <w:szCs w:val="18"/>
         </w:rPr>
         <w:t xml:space="preserve">Name</w:t>
@@ -3115,25 +3116,25 @@
                 <w:rFonts w:ascii="Avenir Next" w:hAnsi="Avenir Next" w:cs="Avenir Next" w:eastAsia="Avenir Next"/>
                 <w:b/>
                 <w:color w:val="1A1A1A"/>
+                <w:sz w:val="22"/>
+                <w:szCs w:val="20"/>
+              </w:rPr>
+              <w:t xml:space="preserve">1.</w:t>
+            </w:r>
+            <w:r>
+              <w:rPr>
+                <w:rFonts w:ascii="Avenir Next" w:hAnsi="Avenir Next" w:cs="Avenir Next" w:eastAsia="Avenir Next"/>
+                <w:color w:val="1A1A1A"/>
                 <w:sz w:val="20"/>
                 <w:szCs w:val="20"/>
               </w:rPr>
-              <w:t xml:space="preserve">1.</w:t>
-            </w:r>
-            <w:r>
-              <w:rPr>
-                <w:rFonts w:ascii="Avenir Next" w:hAnsi="Avenir Next" w:cs="Avenir Next" w:eastAsia="Avenir Next"/>
-                <w:color w:val="1A1A1A"/>
-                <w:sz w:val="20"/>
-                <w:szCs w:val="20"/>
-              </w:rPr>
               <w:tab/>
             </w:r>
             <w:r>
               <w:rPr>
                 <w:rFonts w:ascii="Avenir Next" w:hAnsi="Avenir Next" w:cs="Avenir Next" w:eastAsia="Avenir Next"/>
                 <w:color w:val="1A1A1A"/>
-                <w:sz w:val="20"/>
+                <w:sz w:val="22"/>
                 <w:szCs w:val="20"/>
               </w:rPr>
               <w:t xml:space="preserve">Expand or factor.</w:t>
@@ -3188,25 +3189,25 @@
                       <w:rFonts w:ascii="Avenir Next" w:hAnsi="Avenir Next" w:cs="Avenir Next" w:eastAsia="Avenir Next"/>
                       <w:b/>
                       <w:color w:val="003A70"/>
+                      <w:sz w:val="22"/>
+                      <w:szCs w:val="20"/>
+                    </w:rPr>
+                    <w:t xml:space="preserve">a.</w:t>
+                  </w:r>
+                  <w:r>
+                    <w:rPr>
+                      <w:rFonts w:ascii="Avenir Next" w:hAnsi="Avenir Next" w:cs="Avenir Next" w:eastAsia="Avenir Next"/>
+                      <w:color w:val="1A1A1A"/>
                       <w:sz w:val="20"/>
                       <w:szCs w:val="20"/>
                     </w:rPr>
-                    <w:t xml:space="preserve">a.</w:t>
-                  </w:r>
-                  <w:r>
-                    <w:rPr>
-                      <w:rFonts w:ascii="Avenir Next" w:hAnsi="Avenir Next" w:cs="Avenir Next" w:eastAsia="Avenir Next"/>
-                      <w:color w:val="1A1A1A"/>
-                      <w:sz w:val="20"/>
-                      <w:szCs w:val="20"/>
-                    </w:rPr>
                     <w:tab/>
                   </w:r>
                   <w:r>
                     <w:rPr>
                       <w:rFonts w:ascii="Avenir Next" w:hAnsi="Avenir Next" w:cs="Avenir Next" w:eastAsia="Avenir Next"/>
                       <w:color w:val="1A1A1A"/>
-                      <w:sz w:val="20"/>
+                      <w:sz w:val="22"/>
                       <w:szCs w:val="20"/>
                     </w:rPr>
                     <w:t xml:space="preserve">Expand 7(</w:t>
@@ -3216,7 +3217,7 @@
                       <w:rFonts w:ascii="Avenir Next" w:hAnsi="Avenir Next" w:cs="Avenir Next" w:eastAsia="Avenir Next"/>
                       <w:i/>
                       <w:color w:val="1A1A1A"/>
-                      <w:sz w:val="20"/>
+                      <w:sz w:val="22"/>
                       <w:szCs w:val="20"/>
                     </w:rPr>
                     <w:t xml:space="preserve">a</w:t>
@@ -3225,7 +3226,7 @@
                     <w:rPr>
                       <w:rFonts w:ascii="Avenir Next" w:hAnsi="Avenir Next" w:cs="Avenir Next" w:eastAsia="Avenir Next"/>
                       <w:color w:val="1A1A1A"/>
-                      <w:sz w:val="20"/>
+                      <w:sz w:val="22"/>
                       <w:szCs w:val="20"/>
                     </w:rPr>
                     <w:t xml:space="preserve"> + 5)</w:t>
@@ -3269,25 +3270,25 @@
                       <w:rFonts w:ascii="Avenir Next" w:hAnsi="Avenir Next" w:cs="Avenir Next" w:eastAsia="Avenir Next"/>
                       <w:b/>
                       <w:color w:val="003A70"/>
+                      <w:sz w:val="22"/>
+                      <w:szCs w:val="20"/>
+                    </w:rPr>
+                    <w:t xml:space="preserve">b.</w:t>
+                  </w:r>
+                  <w:r>
+                    <w:rPr>
+                      <w:rFonts w:ascii="Avenir Next" w:hAnsi="Avenir Next" w:cs="Avenir Next" w:eastAsia="Avenir Next"/>
+                      <w:color w:val="1A1A1A"/>
                       <w:sz w:val="20"/>
                       <w:szCs w:val="20"/>
                     </w:rPr>
-                    <w:t xml:space="preserve">b.</w:t>
-                  </w:r>
-                  <w:r>
-                    <w:rPr>
-                      <w:rFonts w:ascii="Avenir Next" w:hAnsi="Avenir Next" w:cs="Avenir Next" w:eastAsia="Avenir Next"/>
-                      <w:color w:val="1A1A1A"/>
-                      <w:sz w:val="20"/>
-                      <w:szCs w:val="20"/>
-                    </w:rPr>
                     <w:tab/>
                   </w:r>
                   <w:r>
                     <w:rPr>
                       <w:rFonts w:ascii="Avenir Next" w:hAnsi="Avenir Next" w:cs="Avenir Next" w:eastAsia="Avenir Next"/>
                       <w:color w:val="1A1A1A"/>
-                      <w:sz w:val="20"/>
+                      <w:sz w:val="22"/>
                       <w:szCs w:val="20"/>
                     </w:rPr>
                     <w:t xml:space="preserve">Factor 12</w:t>
@@ -3297,7 +3298,7 @@
                       <w:rFonts w:ascii="Avenir Next" w:hAnsi="Avenir Next" w:cs="Avenir Next" w:eastAsia="Avenir Next"/>
                       <w:i/>
                       <w:color w:val="1A1A1A"/>
-                      <w:sz w:val="20"/>
+                      <w:sz w:val="22"/>
                       <w:szCs w:val="20"/>
                     </w:rPr>
                     <w:t xml:space="preserve">b</w:t>
@@ -3306,7 +3307,7 @@
                     <w:rPr>
                       <w:rFonts w:ascii="Avenir Next" w:hAnsi="Avenir Next" w:cs="Avenir Next" w:eastAsia="Avenir Next"/>
                       <w:color w:val="1A1A1A"/>
-                      <w:sz w:val="20"/>
+                      <w:sz w:val="22"/>
                       <w:szCs w:val="20"/>
                     </w:rPr>
                     <w:t xml:space="preserve"> + 18</w:t>
@@ -3399,25 +3400,25 @@
                 <w:rFonts w:ascii="Avenir Next" w:hAnsi="Avenir Next" w:cs="Avenir Next" w:eastAsia="Avenir Next"/>
                 <w:b/>
                 <w:color w:val="1A1A1A"/>
+                <w:sz w:val="22"/>
+                <w:szCs w:val="20"/>
+              </w:rPr>
+              <w:t xml:space="preserve">2.</w:t>
+            </w:r>
+            <w:r>
+              <w:rPr>
+                <w:rFonts w:ascii="Avenir Next" w:hAnsi="Avenir Next" w:cs="Avenir Next" w:eastAsia="Avenir Next"/>
+                <w:color w:val="1A1A1A"/>
                 <w:sz w:val="20"/>
                 <w:szCs w:val="20"/>
               </w:rPr>
-              <w:t xml:space="preserve">2.</w:t>
-            </w:r>
-            <w:r>
-              <w:rPr>
-                <w:rFonts w:ascii="Avenir Next" w:hAnsi="Avenir Next" w:cs="Avenir Next" w:eastAsia="Avenir Next"/>
-                <w:color w:val="1A1A1A"/>
-                <w:sz w:val="20"/>
-                <w:szCs w:val="20"/>
-              </w:rPr>
               <w:tab/>
             </w:r>
             <w:r>
               <w:rPr>
                 <w:rFonts w:ascii="Avenir Next" w:hAnsi="Avenir Next" w:cs="Avenir Next" w:eastAsia="Avenir Next"/>
                 <w:color w:val="1A1A1A"/>
-                <w:sz w:val="20"/>
+                <w:sz w:val="22"/>
                 <w:szCs w:val="20"/>
               </w:rPr>
               <w:t xml:space="preserve">Jamal factored 20</w:t>
@@ -3427,7 +3428,7 @@
                 <w:rFonts w:ascii="Avenir Next" w:hAnsi="Avenir Next" w:cs="Avenir Next" w:eastAsia="Avenir Next"/>
                 <w:i/>
                 <w:color w:val="1A1A1A"/>
-                <w:sz w:val="20"/>
+                <w:sz w:val="22"/>
                 <w:szCs w:val="20"/>
               </w:rPr>
               <w:t xml:space="preserve">m</w:t>
@@ -3436,7 +3437,7 @@
               <w:rPr>
                 <w:rFonts w:ascii="Avenir Next" w:hAnsi="Avenir Next" w:cs="Avenir Next" w:eastAsia="Avenir Next"/>
                 <w:color w:val="1A1A1A"/>
-                <w:sz w:val="20"/>
+                <w:sz w:val="22"/>
                 <w:szCs w:val="20"/>
               </w:rPr>
               <w:t xml:space="preserve"> + 30 as 2(10</w:t>
@@ -3446,7 +3447,7 @@
                 <w:rFonts w:ascii="Avenir Next" w:hAnsi="Avenir Next" w:cs="Avenir Next" w:eastAsia="Avenir Next"/>
                 <w:i/>
                 <w:color w:val="1A1A1A"/>
-                <w:sz w:val="20"/>
+                <w:sz w:val="22"/>
                 <w:szCs w:val="20"/>
               </w:rPr>
               <w:t xml:space="preserve">m</w:t>
@@ -3455,7 +3456,7 @@
               <w:rPr>
                 <w:rFonts w:ascii="Avenir Next" w:hAnsi="Avenir Next" w:cs="Avenir Next" w:eastAsia="Avenir Next"/>
                 <w:color w:val="1A1A1A"/>
-                <w:sz w:val="20"/>
+                <w:sz w:val="22"/>
                 <w:szCs w:val="20"/>
               </w:rPr>
               <w:t xml:space="preserve"> + 15). Factor it using the GCF.</w:t>
@@ -3532,7 +3533,7 @@
                 <w:rFonts w:ascii="Avenir Next" w:hAnsi="Avenir Next" w:cs="Avenir Next" w:eastAsia="Avenir Next"/>
                 <w:b/>
                 <w:color w:val="1A1A1A"/>
-                <w:sz w:val="18"/>
+                <w:sz w:val="22"/>
                 <w:szCs w:val="18"/>
               </w:rPr>
               <w:t xml:space="preserve">GCF form</w:t>
@@ -3607,25 +3608,25 @@
                 <w:rFonts w:ascii="Avenir Next" w:hAnsi="Avenir Next" w:cs="Avenir Next" w:eastAsia="Avenir Next"/>
                 <w:b/>
                 <w:color w:val="1A1A1A"/>
+                <w:sz w:val="22"/>
+                <w:szCs w:val="20"/>
+              </w:rPr>
+              <w:t xml:space="preserve">3.</w:t>
+            </w:r>
+            <w:r>
+              <w:rPr>
+                <w:rFonts w:ascii="Avenir Next" w:hAnsi="Avenir Next" w:cs="Avenir Next" w:eastAsia="Avenir Next"/>
+                <w:color w:val="1A1A1A"/>
                 <w:sz w:val="20"/>
                 <w:szCs w:val="20"/>
               </w:rPr>
-              <w:t xml:space="preserve">3.</w:t>
-            </w:r>
-            <w:r>
-              <w:rPr>
-                <w:rFonts w:ascii="Avenir Next" w:hAnsi="Avenir Next" w:cs="Avenir Next" w:eastAsia="Avenir Next"/>
-                <w:color w:val="1A1A1A"/>
-                <w:sz w:val="20"/>
-                <w:szCs w:val="20"/>
-              </w:rPr>
               <w:tab/>
             </w:r>
             <w:r>
               <w:rPr>
                 <w:rFonts w:ascii="Avenir Next" w:hAnsi="Avenir Next" w:cs="Avenir Next" w:eastAsia="Avenir Next"/>
                 <w:color w:val="1A1A1A"/>
-                <w:sz w:val="20"/>
+                <w:sz w:val="22"/>
                 <w:szCs w:val="20"/>
               </w:rPr>
               <w:t xml:space="preserve">Which is equivalent to 9(</w:t>
@@ -3635,7 +3636,7 @@
                 <w:rFonts w:ascii="Avenir Next" w:hAnsi="Avenir Next" w:cs="Avenir Next" w:eastAsia="Avenir Next"/>
                 <w:i/>
                 <w:color w:val="1A1A1A"/>
-                <w:sz w:val="20"/>
+                <w:sz w:val="22"/>
                 <w:szCs w:val="20"/>
               </w:rPr>
               <w:t xml:space="preserve">y</w:t>
@@ -3644,7 +3645,7 @@
               <w:rPr>
                 <w:rFonts w:ascii="Avenir Next" w:hAnsi="Avenir Next" w:cs="Avenir Next" w:eastAsia="Avenir Next"/>
                 <w:color w:val="1A1A1A"/>
-                <w:sz w:val="20"/>
+                <w:sz w:val="22"/>
                 <w:szCs w:val="20"/>
               </w:rPr>
               <w:t xml:space="preserve"> + 2)?</w:t>
@@ -3700,25 +3701,25 @@
                       <w:rFonts w:ascii="Avenir Next" w:hAnsi="Avenir Next" w:cs="Avenir Next" w:eastAsia="Avenir Next"/>
                       <w:b/>
                       <w:color w:val="003A70"/>
+                      <w:sz w:val="22"/>
+                      <w:szCs w:val="19"/>
+                    </w:rPr>
+                    <w:t xml:space="preserve">A</w:t>
+                  </w:r>
+                  <w:r>
+                    <w:rPr>
+                      <w:rFonts w:ascii="Avenir Next" w:hAnsi="Avenir Next" w:cs="Avenir Next" w:eastAsia="Avenir Next"/>
+                      <w:color w:val="1A1A1A"/>
                       <w:sz w:val="19"/>
                       <w:szCs w:val="19"/>
                     </w:rPr>
-                    <w:t xml:space="preserve">A</w:t>
-                  </w:r>
-                  <w:r>
-                    <w:rPr>
-                      <w:rFonts w:ascii="Avenir Next" w:hAnsi="Avenir Next" w:cs="Avenir Next" w:eastAsia="Avenir Next"/>
-                      <w:color w:val="1A1A1A"/>
-                      <w:sz w:val="19"/>
-                      <w:szCs w:val="19"/>
-                    </w:rPr>
                     <w:tab/>
                   </w:r>
                   <w:r>
                     <w:rPr>
                       <w:rFonts w:ascii="Avenir Next" w:hAnsi="Avenir Next" w:cs="Avenir Next" w:eastAsia="Avenir Next"/>
                       <w:color w:val="1A1A1A"/>
-                      <w:sz w:val="19"/>
+                      <w:sz w:val="22"/>
                       <w:szCs w:val="19"/>
                     </w:rPr>
                     <w:t xml:space="preserve">9</w:t>
@@ -3728,7 +3729,7 @@
                       <w:rFonts w:ascii="Avenir Next" w:hAnsi="Avenir Next" w:cs="Avenir Next" w:eastAsia="Avenir Next"/>
                       <w:i/>
                       <w:color w:val="1A1A1A"/>
-                      <w:sz w:val="19"/>
+                      <w:sz w:val="22"/>
                       <w:szCs w:val="19"/>
                     </w:rPr>
                     <w:t xml:space="preserve">y</w:t>
@@ -3737,7 +3738,7 @@
                     <w:rPr>
                       <w:rFonts w:ascii="Avenir Next" w:hAnsi="Avenir Next" w:cs="Avenir Next" w:eastAsia="Avenir Next"/>
                       <w:color w:val="1A1A1A"/>
-                      <w:sz w:val="19"/>
+                      <w:sz w:val="22"/>
                       <w:szCs w:val="19"/>
                     </w:rPr>
                     <w:t xml:space="preserve"> + 2</w:t>
@@ -3762,25 +3763,25 @@
                       <w:rFonts w:ascii="Avenir Next" w:hAnsi="Avenir Next" w:cs="Avenir Next" w:eastAsia="Avenir Next"/>
                       <w:b/>
                       <w:color w:val="003A70"/>
+                      <w:sz w:val="22"/>
+                      <w:szCs w:val="19"/>
+                    </w:rPr>
+                    <w:t xml:space="preserve">B</w:t>
+                  </w:r>
+                  <w:r>
+                    <w:rPr>
+                      <w:rFonts w:ascii="Avenir Next" w:hAnsi="Avenir Next" w:cs="Avenir Next" w:eastAsia="Avenir Next"/>
+                      <w:color w:val="1A1A1A"/>
                       <w:sz w:val="19"/>
                       <w:szCs w:val="19"/>
                     </w:rPr>
-                    <w:t xml:space="preserve">B</w:t>
-                  </w:r>
-                  <w:r>
-                    <w:rPr>
-                      <w:rFonts w:ascii="Avenir Next" w:hAnsi="Avenir Next" w:cs="Avenir Next" w:eastAsia="Avenir Next"/>
-                      <w:color w:val="1A1A1A"/>
-                      <w:sz w:val="19"/>
-                      <w:szCs w:val="19"/>
-                    </w:rPr>
                     <w:tab/>
                   </w:r>
                   <w:r>
                     <w:rPr>
                       <w:rFonts w:ascii="Avenir Next" w:hAnsi="Avenir Next" w:cs="Avenir Next" w:eastAsia="Avenir Next"/>
                       <w:color w:val="1A1A1A"/>
-                      <w:sz w:val="19"/>
+                      <w:sz w:val="22"/>
                       <w:szCs w:val="19"/>
                     </w:rPr>
                     <w:t xml:space="preserve">9</w:t>
@@ -3790,7 +3791,7 @@
                       <w:rFonts w:ascii="Avenir Next" w:hAnsi="Avenir Next" w:cs="Avenir Next" w:eastAsia="Avenir Next"/>
                       <w:i/>
                       <w:color w:val="1A1A1A"/>
-                      <w:sz w:val="19"/>
+                      <w:sz w:val="22"/>
                       <w:szCs w:val="19"/>
                     </w:rPr>
                     <w:t xml:space="preserve">y</w:t>
@@ -3799,7 +3800,7 @@
                     <w:rPr>
                       <w:rFonts w:ascii="Avenir Next" w:hAnsi="Avenir Next" w:cs="Avenir Next" w:eastAsia="Avenir Next"/>
                       <w:color w:val="1A1A1A"/>
-                      <w:sz w:val="19"/>
+                      <w:sz w:val="22"/>
                       <w:szCs w:val="19"/>
                     </w:rPr>
                     <w:t xml:space="preserve"> + 18</w:t>
@@ -3824,25 +3825,25 @@
                       <w:rFonts w:ascii="Avenir Next" w:hAnsi="Avenir Next" w:cs="Avenir Next" w:eastAsia="Avenir Next"/>
                       <w:b/>
                       <w:color w:val="003A70"/>
+                      <w:sz w:val="22"/>
+                      <w:szCs w:val="19"/>
+                    </w:rPr>
+                    <w:t xml:space="preserve">C</w:t>
+                  </w:r>
+                  <w:r>
+                    <w:rPr>
+                      <w:rFonts w:ascii="Avenir Next" w:hAnsi="Avenir Next" w:cs="Avenir Next" w:eastAsia="Avenir Next"/>
+                      <w:color w:val="1A1A1A"/>
                       <w:sz w:val="19"/>
                       <w:szCs w:val="19"/>
                     </w:rPr>
-                    <w:t xml:space="preserve">C</w:t>
-                  </w:r>
-                  <w:r>
-                    <w:rPr>
-                      <w:rFonts w:ascii="Avenir Next" w:hAnsi="Avenir Next" w:cs="Avenir Next" w:eastAsia="Avenir Next"/>
-                      <w:color w:val="1A1A1A"/>
-                      <w:sz w:val="19"/>
-                      <w:szCs w:val="19"/>
-                    </w:rPr>
                     <w:tab/>
                   </w:r>
                   <w:r>
                     <w:rPr>
                       <w:rFonts w:ascii="Avenir Next" w:hAnsi="Avenir Next" w:cs="Avenir Next" w:eastAsia="Avenir Next"/>
                       <w:color w:val="1A1A1A"/>
-                      <w:sz w:val="19"/>
+                      <w:sz w:val="22"/>
                       <w:szCs w:val="19"/>
                     </w:rPr>
                     <w:t xml:space="preserve">11</w:t>
@@ -3852,7 +3853,7 @@
                       <w:rFonts w:ascii="Avenir Next" w:hAnsi="Avenir Next" w:cs="Avenir Next" w:eastAsia="Avenir Next"/>
                       <w:i/>
                       <w:color w:val="1A1A1A"/>
-                      <w:sz w:val="19"/>
+                      <w:sz w:val="22"/>
                       <w:szCs w:val="19"/>
                     </w:rPr>
                     <w:t xml:space="preserve">y</w:t>
@@ -3877,18 +3878,18 @@
                       <w:rFonts w:ascii="Avenir Next" w:hAnsi="Avenir Next" w:cs="Avenir Next" w:eastAsia="Avenir Next"/>
                       <w:b/>
                       <w:color w:val="003A70"/>
+                      <w:sz w:val="22"/>
+                      <w:szCs w:val="19"/>
+                    </w:rPr>
+                    <w:t xml:space="preserve">D</w:t>
+                  </w:r>
+                  <w:r>
+                    <w:rPr>
+                      <w:rFonts w:ascii="Avenir Next" w:hAnsi="Avenir Next" w:cs="Avenir Next" w:eastAsia="Avenir Next"/>
+                      <w:color w:val="1A1A1A"/>
                       <w:sz w:val="19"/>
                       <w:szCs w:val="19"/>
                     </w:rPr>
-                    <w:t xml:space="preserve">D</w:t>
-                  </w:r>
-                  <w:r>
-                    <w:rPr>
-                      <w:rFonts w:ascii="Avenir Next" w:hAnsi="Avenir Next" w:cs="Avenir Next" w:eastAsia="Avenir Next"/>
-                      <w:color w:val="1A1A1A"/>
-                      <w:sz w:val="19"/>
-                      <w:szCs w:val="19"/>
-                    </w:rPr>
                     <w:tab/>
                   </w:r>
                   <w:r>
@@ -3896,7 +3897,7 @@
                       <w:rFonts w:ascii="Avenir Next" w:hAnsi="Avenir Next" w:cs="Avenir Next" w:eastAsia="Avenir Next"/>
                       <w:i/>
                       <w:color w:val="1A1A1A"/>
-                      <w:sz w:val="19"/>
+                      <w:sz w:val="22"/>
                       <w:szCs w:val="19"/>
                     </w:rPr>
                     <w:t xml:space="preserve">y</w:t>
@@ -3905,7 +3906,7 @@
                     <w:rPr>
                       <w:rFonts w:ascii="Avenir Next" w:hAnsi="Avenir Next" w:cs="Avenir Next" w:eastAsia="Avenir Next"/>
                       <w:color w:val="1A1A1A"/>
-                      <w:sz w:val="19"/>
+                      <w:sz w:val="22"/>
                       <w:szCs w:val="19"/>
                     </w:rPr>
                     <w:t xml:space="preserve"> + 18</w:t>
@@ -3955,7 +3956,7 @@
         <w:rPr>
           <w:rFonts w:ascii="Avenir Next" w:hAnsi="Avenir Next" w:cs="Avenir Next" w:eastAsia="Avenir Next"/>
           <w:color w:val="1A1A1A"/>
-          <w:sz w:val="17"/>
+          <w:sz w:val="22"/>
           <w:szCs w:val="17"/>
         </w:rPr>
         <w:t xml:space="preserve">  I got it</w:t>
@@ -3973,7 +3974,7 @@
         <w:rPr>
           <w:rFonts w:ascii="Avenir Next" w:hAnsi="Avenir Next" w:cs="Avenir Next" w:eastAsia="Avenir Next"/>
           <w:color w:val="1A1A1A"/>
-          <w:sz w:val="17"/>
+          <w:sz w:val="22"/>
           <w:szCs w:val="17"/>
         </w:rPr>
         <w:t xml:space="preserve">  Almost</w:t>
@@ -3991,7 +3992,7 @@
         <w:rPr>
           <w:rFonts w:ascii="Avenir Next" w:hAnsi="Avenir Next" w:cs="Avenir Next" w:eastAsia="Avenir Next"/>
           <w:color w:val="1A1A1A"/>
-          <w:sz w:val="17"/>
+          <w:sz w:val="22"/>
           <w:szCs w:val="17"/>
         </w:rPr>
         <w:t xml:space="preserve">  I need help</w:t>
@@ -4085,7 +4086,106 @@
               <w:sz w:val="15"/>
               <w:szCs w:val="15"/>
             </w:rPr>
-            <w:t xml:space="preserve">Lesson 6-8  ·  Exit Tickets  ·  two per page</w:t>
+            <w:t xml:space="preserve">6-8 · Page </w:t>
+          </w:r>
+          <w:r>
+            <w:rPr>
+              <w:rFonts w:ascii="Avenir Next" w:hAnsi="Avenir Next" w:cs="Avenir Next" w:eastAsia="Avenir Next"/>
+              <w:color w:val="5A5F66"/>
+              <w:sz w:val="15"/>
+              <w:szCs w:val="15"/>
+            </w:rPr>
+            <w:fldChar w:fldCharType="begin"/>
+          </w:r>
+          <w:r>
+            <w:rPr>
+              <w:rFonts w:ascii="Avenir Next" w:hAnsi="Avenir Next" w:cs="Avenir Next" w:eastAsia="Avenir Next"/>
+              <w:color w:val="5A5F66"/>
+              <w:sz w:val="15"/>
+              <w:szCs w:val="15"/>
+            </w:rPr>
+            <w:instrText xml:space="preserve"> PAGE </w:instrText>
+          </w:r>
+          <w:r>
+            <w:rPr>
+              <w:rFonts w:ascii="Avenir Next" w:hAnsi="Avenir Next" w:cs="Avenir Next" w:eastAsia="Avenir Next"/>
+              <w:color w:val="5A5F66"/>
+              <w:sz w:val="15"/>
+              <w:szCs w:val="15"/>
+            </w:rPr>
+            <w:fldChar w:fldCharType="separate"/>
+          </w:r>
+          <w:r>
+            <w:rPr>
+              <w:rFonts w:ascii="Avenir Next" w:hAnsi="Avenir Next" w:cs="Avenir Next" w:eastAsia="Avenir Next"/>
+              <w:color w:val="5A5F66"/>
+              <w:sz w:val="15"/>
+              <w:szCs w:val="15"/>
+            </w:rPr>
+            <w:t xml:space="preserve">1</w:t>
+          </w:r>
+          <w:r>
+            <w:rPr>
+              <w:rFonts w:ascii="Avenir Next" w:hAnsi="Avenir Next" w:cs="Avenir Next" w:eastAsia="Avenir Next"/>
+              <w:color w:val="5A5F66"/>
+              <w:sz w:val="15"/>
+              <w:szCs w:val="15"/>
+            </w:rPr>
+            <w:fldChar w:fldCharType="end"/>
+          </w:r>
+          <w:r>
+            <w:rPr>
+              <w:rFonts w:ascii="Avenir Next" w:hAnsi="Avenir Next" w:cs="Avenir Next" w:eastAsia="Avenir Next"/>
+              <w:color w:val="5A5F66"/>
+              <w:sz w:val="15"/>
+              <w:szCs w:val="15"/>
+            </w:rPr>
+            <w:t xml:space="preserve"> of </w:t>
+          </w:r>
+          <w:r>
+            <w:rPr>
+              <w:rFonts w:ascii="Avenir Next" w:hAnsi="Avenir Next" w:cs="Avenir Next" w:eastAsia="Avenir Next"/>
+              <w:color w:val="5A5F66"/>
+              <w:sz w:val="15"/>
+              <w:szCs w:val="15"/>
+            </w:rPr>
+            <w:fldChar w:fldCharType="begin"/>
+          </w:r>
+          <w:r>
+            <w:rPr>
+              <w:rFonts w:ascii="Avenir Next" w:hAnsi="Avenir Next" w:cs="Avenir Next" w:eastAsia="Avenir Next"/>
+              <w:color w:val="5A5F66"/>
+              <w:sz w:val="15"/>
+              <w:szCs w:val="15"/>
+            </w:rPr>
+            <w:instrText xml:space="preserve"> NUMPAGES </w:instrText>
+          </w:r>
+          <w:r>
+            <w:rPr>
+              <w:rFonts w:ascii="Avenir Next" w:hAnsi="Avenir Next" w:cs="Avenir Next" w:eastAsia="Avenir Next"/>
+              <w:color w:val="5A5F66"/>
+              <w:sz w:val="15"/>
+              <w:szCs w:val="15"/>
+            </w:rPr>
+            <w:fldChar w:fldCharType="separate"/>
+          </w:r>
+          <w:r>
+            <w:rPr>
+              <w:rFonts w:ascii="Avenir Next" w:hAnsi="Avenir Next" w:cs="Avenir Next" w:eastAsia="Avenir Next"/>
+              <w:color w:val="5A5F66"/>
+              <w:sz w:val="15"/>
+              <w:szCs w:val="15"/>
+            </w:rPr>
+            <w:t xml:space="preserve">1</w:t>
+          </w:r>
+          <w:r>
+            <w:rPr>
+              <w:rFonts w:ascii="Avenir Next" w:hAnsi="Avenir Next" w:cs="Avenir Next" w:eastAsia="Avenir Next"/>
+              <w:color w:val="5A5F66"/>
+              <w:sz w:val="15"/>
+              <w:szCs w:val="15"/>
+            </w:rPr>
+            <w:fldChar w:fldCharType="end"/>
           </w:r>
         </w:p>
       </w:tc>
@@ -4128,5 +4228,23 @@
       </w:tblCellMar>
     </w:tblPr>
   </w:style>
+  <w:style w:type="paragraph" w:styleId="Heading1">
+    <w:name w:val="heading 1"/>
+    <w:basedOn w:val="Normal"/>
+    <w:pPr>
+      <w:outlineLvl w:val="0"/>
+      <w:keepNext w:val="0"/>
+      <w:keepLines w:val="0"/>
+    </w:pPr>
+  </w:style>
+  <w:style w:type="paragraph" w:styleId="Heading2">
+    <w:name w:val="heading 2"/>
+    <w:basedOn w:val="Normal"/>
+    <w:pPr>
+      <w:outlineLvl w:val="1"/>
+      <w:keepNext w:val="0"/>
+      <w:keepLines w:val="0"/>
+    </w:pPr>
+  </w:style>
 </w:styles>
 </file>